--- a/Documents explicatifs des dispositifs/Dispositif2_Orthographe_lexicale_CM1_avec_jeux.docx
+++ b/Documents explicatifs des dispositifs/Dispositif2_Orthographe_lexicale_CM1_avec_jeux.docx
@@ -21,7 +21,7 @@
     </w:p>
     <w:p>
       <w:pPr>
-        <w:spacing w:after="220"/>
+        <w:spacing w:after="160"/>
       </w:pPr>
       <w:r>
         <w:rPr>
@@ -30,7 +30,7 @@
           <w:i/>
           <w:iCs/>
         </w:rPr>
-        <w:t xml:space="preserve">Réactivation par jeux de cartes. Version intégrant le jeu Profissime correspondant à chaque notion.</w:t>
+        <w:t xml:space="preserve">Version à ceintures (octobre 2026). Cette version remplace le principe « un jeu de cartes par notion, sans progression ni test » : l'orthographe lexicale suit désormais, comme les dispositifs 1, 1 bis, 3 et 4, un système de ceintures avec un test de validation. Les jeux de cartes sont conservés et deviennent le support de l'entraînement collectif. Détail du parcours commun : documents « Structure des ceintures ».</w:t>
       </w:r>
     </w:p>
     <w:p>
@@ -53,7 +53,7 @@
           <w:i w:val="false"/>
           <w:iCs w:val="false"/>
         </w:rPr>
-        <w:t xml:space="preserve">Contrairement aux dispositifs 1 (grammaire) et 4 (vocabulaire), l'orthographe lexicale ne prend pas la forme d'un système de ceintures. Les régularités graphophonologiques qu'elle recouvre relèvent, dans le programme 2025, du cycle 2 — ce n'est donc pas une notion nouvelle à enseigner en CM1, mais un acquis à réactiver et consolider chez les élèves qui en ont encore besoin.</w:t>
+        <w:t xml:space="preserve">Les régularités graphophonologiques relèvent, dans le programme 2025, du cycle 2 : ce n'est pas une notion nouvelle à enseigner en CM1, mais un acquis à réactiver et à stabiliser. Le passage aux ceintures permet de vérifier, pour chaque élève, que cet acquis est réellement en place, et d'organiser la remédiation pour ceux qui en ont encore besoin.</w:t>
       </w:r>
     </w:p>
     <w:p>
@@ -67,7 +67,21 @@
           <w:i w:val="false"/>
           <w:iCs w:val="false"/>
         </w:rPr>
-        <w:t xml:space="preserve">Principe retenu : un jeu de cartes par notion, recto un mot à trous avec la règle à appliquer, verso la réponse. Utilisable seul ou à deux. Aucune progression imposée, aucun test de passage.</w:t>
+        <w:t xml:space="preserve">Le programme du CM1 rattache l'orthographe des mots au domaine Vocabulaire : « écrire correctement les mots les plus fréquents de la langue en s'appuyant sur les régularités et la formation » et « s'appuyer sur la dimension morphologique des mots ». Les ceintures O s'appuient donc, quand c'est possible, sur les familles de mots (Dispositif 4, V4).</w:t>
+      </w:r>
+    </w:p>
+    <w:p>
+      <w:pPr>
+        <w:spacing w:after="160"/>
+      </w:pPr>
+      <w:r>
+        <w:rPr>
+          <w:b w:val="false"/>
+          <w:bCs w:val="false"/>
+          <w:i w:val="false"/>
+          <w:iCs w:val="false"/>
+        </w:rPr>
+        <w:t xml:space="preserve">Préfixe retenu : O (Orthographe).</w:t>
       </w:r>
     </w:p>
     <w:p>
@@ -76,7 +90,7 @@
         <w:spacing w:after="160" w:before="360"/>
       </w:pPr>
       <w:r>
-        <w:t xml:space="preserve">Les 6 jeux de cartes et leur correspondance Profissime</w:t>
+        <w:t xml:space="preserve">1. Les 6 ceintures (O1 → O6)</w:t>
       </w:r>
     </w:p>
     <w:tbl>
@@ -92,9 +106,12 @@
         </w:tblBorders>
       </w:tblPr>
       <w:tblGrid>
-        <w:gridCol w:w="700"/>
-        <w:gridCol w:w="3200"/>
-        <w:gridCol w:w="6006"/>
+        <w:gridCol w:w="562"/>
+        <w:gridCol w:w="1029"/>
+        <w:gridCol w:w="3937"/>
+        <w:gridCol w:w="1029"/>
+        <w:gridCol w:w="2002"/>
+        <w:gridCol w:w="1347"/>
       </w:tblGrid>
       <w:tr>
         <w:trPr>
@@ -102,7 +119,7 @@
         </w:trPr>
         <w:tc>
           <w:tcPr>
-            <w:tcW w:type="dxa" w:w="700"/>
+            <w:tcW w:type="dxa" w:w="562"/>
             <w:shd w:fill="D9E2F3" w:val="clear"/>
             <w:tcMar>
               <w:top w:type="dxa" w:w="70"/>
@@ -128,7 +145,7 @@
         </w:tc>
         <w:tc>
           <w:tcPr>
-            <w:tcW w:type="dxa" w:w="3200"/>
+            <w:tcW w:type="dxa" w:w="1029"/>
             <w:shd w:fill="D9E2F3" w:val="clear"/>
             <w:tcMar>
               <w:top w:type="dxa" w:w="70"/>
@@ -148,13 +165,13 @@
                 <w:i w:val="false"/>
                 <w:iCs w:val="false"/>
               </w:rPr>
-              <w:t xml:space="preserve">Notion réactivée</w:t>
-            </w:r>
-          </w:p>
-        </w:tc>
-        <w:tc>
-          <w:tcPr>
-            <w:tcW w:type="dxa" w:w="6006"/>
+              <w:t xml:space="preserve">Couleur</w:t>
+            </w:r>
+          </w:p>
+        </w:tc>
+        <w:tc>
+          <w:tcPr>
+            <w:tcW w:type="dxa" w:w="3937"/>
             <w:shd w:fill="D9E2F3" w:val="clear"/>
             <w:tcMar>
               <w:top w:type="dxa" w:w="70"/>
@@ -174,7 +191,85 @@
                 <w:i w:val="false"/>
                 <w:iCs w:val="false"/>
               </w:rPr>
-              <w:t xml:space="preserve">Jeu Profissime associé</w:t>
+              <w:t xml:space="preserve">Notion</w:t>
+            </w:r>
+          </w:p>
+        </w:tc>
+        <w:tc>
+          <w:tcPr>
+            <w:tcW w:type="dxa" w:w="1029"/>
+            <w:shd w:fill="D9E2F3" w:val="clear"/>
+            <w:tcMar>
+              <w:top w:type="dxa" w:w="70"/>
+              <w:left w:type="dxa" w:w="90"/>
+              <w:bottom w:type="dxa" w:w="70"/>
+              <w:right w:type="dxa" w:w="90"/>
+            </w:tcMar>
+          </w:tcPr>
+          <w:p>
+            <w:pPr>
+              <w:spacing w:after="40"/>
+            </w:pPr>
+            <w:r>
+              <w:rPr>
+                <w:b/>
+                <w:bCs/>
+                <w:i w:val="false"/>
+                <w:iCs w:val="false"/>
+              </w:rPr>
+              <w:t xml:space="preserve">Période</w:t>
+            </w:r>
+          </w:p>
+        </w:tc>
+        <w:tc>
+          <w:tcPr>
+            <w:tcW w:type="dxa" w:w="2002"/>
+            <w:shd w:fill="D9E2F3" w:val="clear"/>
+            <w:tcMar>
+              <w:top w:type="dxa" w:w="70"/>
+              <w:left w:type="dxa" w:w="90"/>
+              <w:bottom w:type="dxa" w:w="70"/>
+              <w:right w:type="dxa" w:w="90"/>
+            </w:tcMar>
+          </w:tcPr>
+          <w:p>
+            <w:pPr>
+              <w:spacing w:after="40"/>
+            </w:pPr>
+            <w:r>
+              <w:rPr>
+                <w:b/>
+                <w:bCs/>
+                <w:i w:val="false"/>
+                <w:iCs w:val="false"/>
+              </w:rPr>
+              <w:t xml:space="preserve">Verrou inter-dispositifs</w:t>
+            </w:r>
+          </w:p>
+        </w:tc>
+        <w:tc>
+          <w:tcPr>
+            <w:tcW w:type="dxa" w:w="1347"/>
+            <w:shd w:fill="D9E2F3" w:val="clear"/>
+            <w:tcMar>
+              <w:top w:type="dxa" w:w="70"/>
+              <w:left w:type="dxa" w:w="90"/>
+              <w:bottom w:type="dxa" w:w="70"/>
+              <w:right w:type="dxa" w:w="90"/>
+            </w:tcMar>
+          </w:tcPr>
+          <w:p>
+            <w:pPr>
+              <w:spacing w:after="40"/>
+            </w:pPr>
+            <w:r>
+              <w:rPr>
+                <w:b/>
+                <w:bCs/>
+                <w:i w:val="false"/>
+                <w:iCs w:val="false"/>
+              </w:rPr>
+              <w:t xml:space="preserve">Jeu associé</w:t>
             </w:r>
           </w:p>
         </w:tc>
@@ -182,76 +277,151 @@
       <w:tr>
         <w:tc>
           <w:tcPr>
-            <w:tcW w:type="dxa" w:w="700"/>
-            <w:tcMar>
-              <w:top w:type="dxa" w:w="70"/>
-              <w:left w:type="dxa" w:w="90"/>
-              <w:bottom w:type="dxa" w:w="70"/>
-              <w:right w:type="dxa" w:w="90"/>
-            </w:tcMar>
-          </w:tcPr>
-          <w:p>
-            <w:pPr>
-              <w:spacing w:after="40"/>
-            </w:pPr>
-            <w:r>
-              <w:rPr>
-                <w:b w:val="false"/>
-                <w:bCs w:val="false"/>
-                <w:i w:val="false"/>
-                <w:iCs w:val="false"/>
-              </w:rPr>
-              <w:t xml:space="preserve">1</w:t>
-            </w:r>
-          </w:p>
-        </w:tc>
-        <w:tc>
-          <w:tcPr>
-            <w:tcW w:type="dxa" w:w="3200"/>
-            <w:tcMar>
-              <w:top w:type="dxa" w:w="70"/>
-              <w:left w:type="dxa" w:w="90"/>
-              <w:bottom w:type="dxa" w:w="70"/>
-              <w:right w:type="dxa" w:w="90"/>
-            </w:tcMar>
-          </w:tcPr>
-          <w:p>
-            <w:pPr>
-              <w:spacing w:after="40"/>
-            </w:pPr>
-            <w:r>
-              <w:rPr>
-                <w:b w:val="false"/>
-                <w:bCs w:val="false"/>
-                <w:i w:val="false"/>
-                <w:iCs w:val="false"/>
-              </w:rPr>
-              <w:t xml:space="preserve">Nasalisation (n devant m, b, p).</w:t>
-            </w:r>
-          </w:p>
-        </w:tc>
-        <w:tc>
-          <w:tcPr>
-            <w:tcW w:type="dxa" w:w="6006"/>
-            <w:tcMar>
-              <w:top w:type="dxa" w:w="70"/>
-              <w:left w:type="dxa" w:w="90"/>
-              <w:bottom w:type="dxa" w:w="70"/>
-              <w:right w:type="dxa" w:w="90"/>
-            </w:tcMar>
-          </w:tcPr>
-          <w:p>
-            <w:pPr>
-              <w:spacing w:after="40"/>
-            </w:pPr>
-            <w:r>
-              <w:rPr>
-                <w:b w:val="false"/>
-                <w:bCs w:val="false"/>
-                <w:i w:val="false"/>
-                <w:iCs w:val="false"/>
-              </w:rPr>
-              <w:t xml:space="preserve">non identifié dans le pack CM1/CM2</w:t>
+            <w:tcW w:type="dxa" w:w="562"/>
+            <w:tcMar>
+              <w:top w:type="dxa" w:w="70"/>
+              <w:left w:type="dxa" w:w="90"/>
+              <w:bottom w:type="dxa" w:w="70"/>
+              <w:right w:type="dxa" w:w="90"/>
+            </w:tcMar>
+          </w:tcPr>
+          <w:p>
+            <w:pPr>
+              <w:spacing w:after="40"/>
+            </w:pPr>
+            <w:r>
+              <w:rPr>
+                <w:b w:val="false"/>
+                <w:bCs w:val="false"/>
+                <w:i w:val="false"/>
+                <w:iCs w:val="false"/>
+              </w:rPr>
+              <w:t xml:space="preserve">O1</w:t>
+            </w:r>
+          </w:p>
+        </w:tc>
+        <w:tc>
+          <w:tcPr>
+            <w:tcW w:type="dxa" w:w="1029"/>
+            <w:tcMar>
+              <w:top w:type="dxa" w:w="70"/>
+              <w:left w:type="dxa" w:w="90"/>
+              <w:bottom w:type="dxa" w:w="70"/>
+              <w:right w:type="dxa" w:w="90"/>
+            </w:tcMar>
+          </w:tcPr>
+          <w:p>
+            <w:pPr>
+              <w:spacing w:after="40"/>
+            </w:pPr>
+            <w:r>
+              <w:rPr>
+                <w:b w:val="false"/>
+                <w:bCs w:val="false"/>
+                <w:i w:val="false"/>
+                <w:iCs w:val="false"/>
+              </w:rPr>
+              <w:t xml:space="preserve">Blanche</w:t>
+            </w:r>
+          </w:p>
+        </w:tc>
+        <w:tc>
+          <w:tcPr>
+            <w:tcW w:type="dxa" w:w="3937"/>
+            <w:tcMar>
+              <w:top w:type="dxa" w:w="70"/>
+              <w:left w:type="dxa" w:w="90"/>
+              <w:bottom w:type="dxa" w:w="70"/>
+              <w:right w:type="dxa" w:w="90"/>
+            </w:tcMar>
+          </w:tcPr>
+          <w:p>
+            <w:pPr>
+              <w:spacing w:after="40"/>
+            </w:pPr>
+            <w:r>
+              <w:rPr>
+                <w:b w:val="false"/>
+                <w:bCs w:val="false"/>
+                <w:i w:val="false"/>
+                <w:iCs w:val="false"/>
+              </w:rPr>
+              <w:t xml:space="preserve">m devant m, b, p (nasalisation)</w:t>
+            </w:r>
+          </w:p>
+        </w:tc>
+        <w:tc>
+          <w:tcPr>
+            <w:tcW w:type="dxa" w:w="1029"/>
+            <w:tcMar>
+              <w:top w:type="dxa" w:w="70"/>
+              <w:left w:type="dxa" w:w="90"/>
+              <w:bottom w:type="dxa" w:w="70"/>
+              <w:right w:type="dxa" w:w="90"/>
+            </w:tcMar>
+          </w:tcPr>
+          <w:p>
+            <w:pPr>
+              <w:spacing w:after="40"/>
+            </w:pPr>
+            <w:r>
+              <w:rPr>
+                <w:b w:val="false"/>
+                <w:bCs w:val="false"/>
+                <w:i w:val="false"/>
+                <w:iCs w:val="false"/>
+              </w:rPr>
+              <w:t xml:space="preserve">P1</w:t>
+            </w:r>
+          </w:p>
+        </w:tc>
+        <w:tc>
+          <w:tcPr>
+            <w:tcW w:type="dxa" w:w="2002"/>
+            <w:tcMar>
+              <w:top w:type="dxa" w:w="70"/>
+              <w:left w:type="dxa" w:w="90"/>
+              <w:bottom w:type="dxa" w:w="70"/>
+              <w:right w:type="dxa" w:w="90"/>
+            </w:tcMar>
+          </w:tcPr>
+          <w:p>
+            <w:pPr>
+              <w:spacing w:after="40"/>
+            </w:pPr>
+            <w:r>
+              <w:rPr>
+                <w:b w:val="false"/>
+                <w:bCs w:val="false"/>
+                <w:i w:val="false"/>
+                <w:iCs w:val="false"/>
+              </w:rPr>
+              <w:t xml:space="preserve">—</w:t>
+            </w:r>
+          </w:p>
+        </w:tc>
+        <w:tc>
+          <w:tcPr>
+            <w:tcW w:type="dxa" w:w="1347"/>
+            <w:tcMar>
+              <w:top w:type="dxa" w:w="70"/>
+              <w:left w:type="dxa" w:w="90"/>
+              <w:bottom w:type="dxa" w:w="70"/>
+              <w:right w:type="dxa" w:w="90"/>
+            </w:tcMar>
+          </w:tcPr>
+          <w:p>
+            <w:pPr>
+              <w:spacing w:after="40"/>
+            </w:pPr>
+            <w:r>
+              <w:rPr>
+                <w:b w:val="false"/>
+                <w:bCs w:val="false"/>
+                <w:i w:val="false"/>
+                <w:iCs w:val="false"/>
+              </w:rPr>
+              <w:t xml:space="preserve">jeu de cartes O1</w:t>
             </w:r>
           </w:p>
         </w:tc>
@@ -259,57 +429,132 @@
       <w:tr>
         <w:tc>
           <w:tcPr>
-            <w:tcW w:type="dxa" w:w="700"/>
-            <w:tcMar>
-              <w:top w:type="dxa" w:w="70"/>
-              <w:left w:type="dxa" w:w="90"/>
-              <w:bottom w:type="dxa" w:w="70"/>
-              <w:right w:type="dxa" w:w="90"/>
-            </w:tcMar>
-          </w:tcPr>
-          <w:p>
-            <w:pPr>
-              <w:spacing w:after="40"/>
-            </w:pPr>
-            <w:r>
-              <w:rPr>
-                <w:b w:val="false"/>
-                <w:bCs w:val="false"/>
-                <w:i w:val="false"/>
-                <w:iCs w:val="false"/>
-              </w:rPr>
-              <w:t xml:space="preserve">2</w:t>
-            </w:r>
-          </w:p>
-        </w:tc>
-        <w:tc>
-          <w:tcPr>
-            <w:tcW w:type="dxa" w:w="3200"/>
-            <w:tcMar>
-              <w:top w:type="dxa" w:w="70"/>
-              <w:left w:type="dxa" w:w="90"/>
-              <w:bottom w:type="dxa" w:w="70"/>
-              <w:right w:type="dxa" w:w="90"/>
-            </w:tcMar>
-          </w:tcPr>
-          <w:p>
-            <w:pPr>
-              <w:spacing w:after="40"/>
-            </w:pPr>
-            <w:r>
-              <w:rPr>
-                <w:b w:val="false"/>
-                <w:bCs w:val="false"/>
-                <w:i w:val="false"/>
-                <w:iCs w:val="false"/>
-              </w:rPr>
-              <w:t xml:space="preserve">Lettres finales muettes (appui sur un mot de la même famille).</w:t>
-            </w:r>
-          </w:p>
-        </w:tc>
-        <w:tc>
-          <w:tcPr>
-            <w:tcW w:type="dxa" w:w="6006"/>
+            <w:tcW w:type="dxa" w:w="562"/>
+            <w:tcMar>
+              <w:top w:type="dxa" w:w="70"/>
+              <w:left w:type="dxa" w:w="90"/>
+              <w:bottom w:type="dxa" w:w="70"/>
+              <w:right w:type="dxa" w:w="90"/>
+            </w:tcMar>
+          </w:tcPr>
+          <w:p>
+            <w:pPr>
+              <w:spacing w:after="40"/>
+            </w:pPr>
+            <w:r>
+              <w:rPr>
+                <w:b w:val="false"/>
+                <w:bCs w:val="false"/>
+                <w:i w:val="false"/>
+                <w:iCs w:val="false"/>
+              </w:rPr>
+              <w:t xml:space="preserve">O2</w:t>
+            </w:r>
+          </w:p>
+        </w:tc>
+        <w:tc>
+          <w:tcPr>
+            <w:tcW w:type="dxa" w:w="1029"/>
+            <w:tcMar>
+              <w:top w:type="dxa" w:w="70"/>
+              <w:left w:type="dxa" w:w="90"/>
+              <w:bottom w:type="dxa" w:w="70"/>
+              <w:right w:type="dxa" w:w="90"/>
+            </w:tcMar>
+          </w:tcPr>
+          <w:p>
+            <w:pPr>
+              <w:spacing w:after="40"/>
+            </w:pPr>
+            <w:r>
+              <w:rPr>
+                <w:b w:val="false"/>
+                <w:bCs w:val="false"/>
+                <w:i w:val="false"/>
+                <w:iCs w:val="false"/>
+              </w:rPr>
+              <w:t xml:space="preserve">Rose</w:t>
+            </w:r>
+          </w:p>
+        </w:tc>
+        <w:tc>
+          <w:tcPr>
+            <w:tcW w:type="dxa" w:w="3937"/>
+            <w:tcMar>
+              <w:top w:type="dxa" w:w="70"/>
+              <w:left w:type="dxa" w:w="90"/>
+              <w:bottom w:type="dxa" w:w="70"/>
+              <w:right w:type="dxa" w:w="90"/>
+            </w:tcMar>
+          </w:tcPr>
+          <w:p>
+            <w:pPr>
+              <w:spacing w:after="40"/>
+            </w:pPr>
+            <w:r>
+              <w:rPr>
+                <w:b w:val="false"/>
+                <w:bCs w:val="false"/>
+                <w:i w:val="false"/>
+                <w:iCs w:val="false"/>
+              </w:rPr>
+              <w:t xml:space="preserve">Lettres finales muettes : je m'appuie sur un mot de la même famille</w:t>
+            </w:r>
+          </w:p>
+        </w:tc>
+        <w:tc>
+          <w:tcPr>
+            <w:tcW w:type="dxa" w:w="1029"/>
+            <w:tcMar>
+              <w:top w:type="dxa" w:w="70"/>
+              <w:left w:type="dxa" w:w="90"/>
+              <w:bottom w:type="dxa" w:w="70"/>
+              <w:right w:type="dxa" w:w="90"/>
+            </w:tcMar>
+          </w:tcPr>
+          <w:p>
+            <w:pPr>
+              <w:spacing w:after="40"/>
+            </w:pPr>
+            <w:r>
+              <w:rPr>
+                <w:b w:val="false"/>
+                <w:bCs w:val="false"/>
+                <w:i w:val="false"/>
+                <w:iCs w:val="false"/>
+              </w:rPr>
+              <w:t xml:space="preserve">P2</w:t>
+            </w:r>
+          </w:p>
+        </w:tc>
+        <w:tc>
+          <w:tcPr>
+            <w:tcW w:type="dxa" w:w="2002"/>
+            <w:tcMar>
+              <w:top w:type="dxa" w:w="70"/>
+              <w:left w:type="dxa" w:w="90"/>
+              <w:bottom w:type="dxa" w:w="70"/>
+              <w:right w:type="dxa" w:w="90"/>
+            </w:tcMar>
+          </w:tcPr>
+          <w:p>
+            <w:pPr>
+              <w:spacing w:after="40"/>
+            </w:pPr>
+            <w:r>
+              <w:rPr>
+                <w:b w:val="false"/>
+                <w:bCs w:val="false"/>
+                <w:i w:val="false"/>
+                <w:iCs w:val="false"/>
+              </w:rPr>
+              <w:t xml:space="preserve">après V4 (familles de mots)</w:t>
+            </w:r>
+          </w:p>
+        </w:tc>
+        <w:tc>
+          <w:tcPr>
+            <w:tcW w:type="dxa" w:w="1347"/>
             <w:tcMar>
               <w:top w:type="dxa" w:w="70"/>
               <w:left w:type="dxa" w:w="90"/>
@@ -336,76 +581,151 @@
       <w:tr>
         <w:tc>
           <w:tcPr>
-            <w:tcW w:type="dxa" w:w="700"/>
-            <w:tcMar>
-              <w:top w:type="dxa" w:w="70"/>
-              <w:left w:type="dxa" w:w="90"/>
-              <w:bottom w:type="dxa" w:w="70"/>
-              <w:right w:type="dxa" w:w="90"/>
-            </w:tcMar>
-          </w:tcPr>
-          <w:p>
-            <w:pPr>
-              <w:spacing w:after="40"/>
-            </w:pPr>
-            <w:r>
-              <w:rPr>
-                <w:b w:val="false"/>
-                <w:bCs w:val="false"/>
-                <w:i w:val="false"/>
-                <w:iCs w:val="false"/>
-              </w:rPr>
-              <w:t xml:space="preserve">3</w:t>
-            </w:r>
-          </w:p>
-        </w:tc>
-        <w:tc>
-          <w:tcPr>
-            <w:tcW w:type="dxa" w:w="3200"/>
-            <w:tcMar>
-              <w:top w:type="dxa" w:w="70"/>
-              <w:left w:type="dxa" w:w="90"/>
-              <w:bottom w:type="dxa" w:w="70"/>
-              <w:right w:type="dxa" w:w="90"/>
-            </w:tcMar>
-          </w:tcPr>
-          <w:p>
-            <w:pPr>
-              <w:spacing w:after="40"/>
-            </w:pPr>
-            <w:r>
-              <w:rPr>
-                <w:b w:val="false"/>
-                <w:bCs w:val="false"/>
-                <w:i w:val="false"/>
-                <w:iCs w:val="false"/>
-              </w:rPr>
-              <w:t xml:space="preserve">Graphies de [s] (s / ss / c / ç).</w:t>
-            </w:r>
-          </w:p>
-        </w:tc>
-        <w:tc>
-          <w:tcPr>
-            <w:tcW w:type="dxa" w:w="6006"/>
-            <w:tcMar>
-              <w:top w:type="dxa" w:w="70"/>
-              <w:left w:type="dxa" w:w="90"/>
-              <w:bottom w:type="dxa" w:w="70"/>
-              <w:right w:type="dxa" w:w="90"/>
-            </w:tcMar>
-          </w:tcPr>
-          <w:p>
-            <w:pPr>
-              <w:spacing w:after="40"/>
-            </w:pPr>
-            <w:r>
-              <w:rPr>
-                <w:b w:val="false"/>
-                <w:bCs w:val="false"/>
-                <w:i w:val="false"/>
-                <w:iCs w:val="false"/>
-              </w:rPr>
-              <w:t xml:space="preserve">non identifié</w:t>
+            <w:tcW w:type="dxa" w:w="562"/>
+            <w:tcMar>
+              <w:top w:type="dxa" w:w="70"/>
+              <w:left w:type="dxa" w:w="90"/>
+              <w:bottom w:type="dxa" w:w="70"/>
+              <w:right w:type="dxa" w:w="90"/>
+            </w:tcMar>
+          </w:tcPr>
+          <w:p>
+            <w:pPr>
+              <w:spacing w:after="40"/>
+            </w:pPr>
+            <w:r>
+              <w:rPr>
+                <w:b w:val="false"/>
+                <w:bCs w:val="false"/>
+                <w:i w:val="false"/>
+                <w:iCs w:val="false"/>
+              </w:rPr>
+              <w:t xml:space="preserve">O3</w:t>
+            </w:r>
+          </w:p>
+        </w:tc>
+        <w:tc>
+          <w:tcPr>
+            <w:tcW w:type="dxa" w:w="1029"/>
+            <w:tcMar>
+              <w:top w:type="dxa" w:w="70"/>
+              <w:left w:type="dxa" w:w="90"/>
+              <w:bottom w:type="dxa" w:w="70"/>
+              <w:right w:type="dxa" w:w="90"/>
+            </w:tcMar>
+          </w:tcPr>
+          <w:p>
+            <w:pPr>
+              <w:spacing w:after="40"/>
+            </w:pPr>
+            <w:r>
+              <w:rPr>
+                <w:b w:val="false"/>
+                <w:bCs w:val="false"/>
+                <w:i w:val="false"/>
+                <w:iCs w:val="false"/>
+              </w:rPr>
+              <w:t xml:space="preserve">Jaune</w:t>
+            </w:r>
+          </w:p>
+        </w:tc>
+        <w:tc>
+          <w:tcPr>
+            <w:tcW w:type="dxa" w:w="3937"/>
+            <w:tcMar>
+              <w:top w:type="dxa" w:w="70"/>
+              <w:left w:type="dxa" w:w="90"/>
+              <w:bottom w:type="dxa" w:w="70"/>
+              <w:right w:type="dxa" w:w="90"/>
+            </w:tcMar>
+          </w:tcPr>
+          <w:p>
+            <w:pPr>
+              <w:spacing w:after="40"/>
+            </w:pPr>
+            <w:r>
+              <w:rPr>
+                <w:b w:val="false"/>
+                <w:bCs w:val="false"/>
+                <w:i w:val="false"/>
+                <w:iCs w:val="false"/>
+              </w:rPr>
+              <w:t xml:space="preserve">Le son [s] : s, ss, c, ç</w:t>
+            </w:r>
+          </w:p>
+        </w:tc>
+        <w:tc>
+          <w:tcPr>
+            <w:tcW w:type="dxa" w:w="1029"/>
+            <w:tcMar>
+              <w:top w:type="dxa" w:w="70"/>
+              <w:left w:type="dxa" w:w="90"/>
+              <w:bottom w:type="dxa" w:w="70"/>
+              <w:right w:type="dxa" w:w="90"/>
+            </w:tcMar>
+          </w:tcPr>
+          <w:p>
+            <w:pPr>
+              <w:spacing w:after="40"/>
+            </w:pPr>
+            <w:r>
+              <w:rPr>
+                <w:b w:val="false"/>
+                <w:bCs w:val="false"/>
+                <w:i w:val="false"/>
+                <w:iCs w:val="false"/>
+              </w:rPr>
+              <w:t xml:space="preserve">P2/P3</w:t>
+            </w:r>
+          </w:p>
+        </w:tc>
+        <w:tc>
+          <w:tcPr>
+            <w:tcW w:type="dxa" w:w="2002"/>
+            <w:tcMar>
+              <w:top w:type="dxa" w:w="70"/>
+              <w:left w:type="dxa" w:w="90"/>
+              <w:bottom w:type="dxa" w:w="70"/>
+              <w:right w:type="dxa" w:w="90"/>
+            </w:tcMar>
+          </w:tcPr>
+          <w:p>
+            <w:pPr>
+              <w:spacing w:after="40"/>
+            </w:pPr>
+            <w:r>
+              <w:rPr>
+                <w:b w:val="false"/>
+                <w:bCs w:val="false"/>
+                <w:i w:val="false"/>
+                <w:iCs w:val="false"/>
+              </w:rPr>
+              <w:t xml:space="preserve">—</w:t>
+            </w:r>
+          </w:p>
+        </w:tc>
+        <w:tc>
+          <w:tcPr>
+            <w:tcW w:type="dxa" w:w="1347"/>
+            <w:tcMar>
+              <w:top w:type="dxa" w:w="70"/>
+              <w:left w:type="dxa" w:w="90"/>
+              <w:bottom w:type="dxa" w:w="70"/>
+              <w:right w:type="dxa" w:w="90"/>
+            </w:tcMar>
+          </w:tcPr>
+          <w:p>
+            <w:pPr>
+              <w:spacing w:after="40"/>
+            </w:pPr>
+            <w:r>
+              <w:rPr>
+                <w:b w:val="false"/>
+                <w:bCs w:val="false"/>
+                <w:i w:val="false"/>
+                <w:iCs w:val="false"/>
+              </w:rPr>
+              <w:t xml:space="preserve">jeu de cartes O3</w:t>
             </w:r>
           </w:p>
         </w:tc>
@@ -413,76 +733,151 @@
       <w:tr>
         <w:tc>
           <w:tcPr>
-            <w:tcW w:type="dxa" w:w="700"/>
-            <w:tcMar>
-              <w:top w:type="dxa" w:w="70"/>
-              <w:left w:type="dxa" w:w="90"/>
-              <w:bottom w:type="dxa" w:w="70"/>
-              <w:right w:type="dxa" w:w="90"/>
-            </w:tcMar>
-          </w:tcPr>
-          <w:p>
-            <w:pPr>
-              <w:spacing w:after="40"/>
-            </w:pPr>
-            <w:r>
-              <w:rPr>
-                <w:b w:val="false"/>
-                <w:bCs w:val="false"/>
-                <w:i w:val="false"/>
-                <w:iCs w:val="false"/>
-              </w:rPr>
-              <w:t xml:space="preserve">4</w:t>
-            </w:r>
-          </w:p>
-        </w:tc>
-        <w:tc>
-          <w:tcPr>
-            <w:tcW w:type="dxa" w:w="3200"/>
-            <w:tcMar>
-              <w:top w:type="dxa" w:w="70"/>
-              <w:left w:type="dxa" w:w="90"/>
-              <w:bottom w:type="dxa" w:w="70"/>
-              <w:right w:type="dxa" w:w="90"/>
-            </w:tcMar>
-          </w:tcPr>
-          <w:p>
-            <w:pPr>
-              <w:spacing w:after="40"/>
-            </w:pPr>
-            <w:r>
-              <w:rPr>
-                <w:b w:val="false"/>
-                <w:bCs w:val="false"/>
-                <w:i w:val="false"/>
-                <w:iCs w:val="false"/>
-              </w:rPr>
-              <w:t xml:space="preserve">Graphies de [k] (c / qu / k).</w:t>
-            </w:r>
-          </w:p>
-        </w:tc>
-        <w:tc>
-          <w:tcPr>
-            <w:tcW w:type="dxa" w:w="6006"/>
-            <w:tcMar>
-              <w:top w:type="dxa" w:w="70"/>
-              <w:left w:type="dxa" w:w="90"/>
-              <w:bottom w:type="dxa" w:w="70"/>
-              <w:right w:type="dxa" w:w="90"/>
-            </w:tcMar>
-          </w:tcPr>
-          <w:p>
-            <w:pPr>
-              <w:spacing w:after="40"/>
-            </w:pPr>
-            <w:r>
-              <w:rPr>
-                <w:b w:val="false"/>
-                <w:bCs w:val="false"/>
-                <w:i w:val="false"/>
-                <w:iCs w:val="false"/>
-              </w:rPr>
-              <w:t xml:space="preserve">non identifié</w:t>
+            <w:tcW w:type="dxa" w:w="562"/>
+            <w:tcMar>
+              <w:top w:type="dxa" w:w="70"/>
+              <w:left w:type="dxa" w:w="90"/>
+              <w:bottom w:type="dxa" w:w="70"/>
+              <w:right w:type="dxa" w:w="90"/>
+            </w:tcMar>
+          </w:tcPr>
+          <w:p>
+            <w:pPr>
+              <w:spacing w:after="40"/>
+            </w:pPr>
+            <w:r>
+              <w:rPr>
+                <w:b w:val="false"/>
+                <w:bCs w:val="false"/>
+                <w:i w:val="false"/>
+                <w:iCs w:val="false"/>
+              </w:rPr>
+              <w:t xml:space="preserve">O4</w:t>
+            </w:r>
+          </w:p>
+        </w:tc>
+        <w:tc>
+          <w:tcPr>
+            <w:tcW w:type="dxa" w:w="1029"/>
+            <w:tcMar>
+              <w:top w:type="dxa" w:w="70"/>
+              <w:left w:type="dxa" w:w="90"/>
+              <w:bottom w:type="dxa" w:w="70"/>
+              <w:right w:type="dxa" w:w="90"/>
+            </w:tcMar>
+          </w:tcPr>
+          <w:p>
+            <w:pPr>
+              <w:spacing w:after="40"/>
+            </w:pPr>
+            <w:r>
+              <w:rPr>
+                <w:b w:val="false"/>
+                <w:bCs w:val="false"/>
+                <w:i w:val="false"/>
+                <w:iCs w:val="false"/>
+              </w:rPr>
+              <w:t xml:space="preserve">Orange</w:t>
+            </w:r>
+          </w:p>
+        </w:tc>
+        <w:tc>
+          <w:tcPr>
+            <w:tcW w:type="dxa" w:w="3937"/>
+            <w:tcMar>
+              <w:top w:type="dxa" w:w="70"/>
+              <w:left w:type="dxa" w:w="90"/>
+              <w:bottom w:type="dxa" w:w="70"/>
+              <w:right w:type="dxa" w:w="90"/>
+            </w:tcMar>
+          </w:tcPr>
+          <w:p>
+            <w:pPr>
+              <w:spacing w:after="40"/>
+            </w:pPr>
+            <w:r>
+              <w:rPr>
+                <w:b w:val="false"/>
+                <w:bCs w:val="false"/>
+                <w:i w:val="false"/>
+                <w:iCs w:val="false"/>
+              </w:rPr>
+              <w:t xml:space="preserve">Le son [k] : c, qu, k</w:t>
+            </w:r>
+          </w:p>
+        </w:tc>
+        <w:tc>
+          <w:tcPr>
+            <w:tcW w:type="dxa" w:w="1029"/>
+            <w:tcMar>
+              <w:top w:type="dxa" w:w="70"/>
+              <w:left w:type="dxa" w:w="90"/>
+              <w:bottom w:type="dxa" w:w="70"/>
+              <w:right w:type="dxa" w:w="90"/>
+            </w:tcMar>
+          </w:tcPr>
+          <w:p>
+            <w:pPr>
+              <w:spacing w:after="40"/>
+            </w:pPr>
+            <w:r>
+              <w:rPr>
+                <w:b w:val="false"/>
+                <w:bCs w:val="false"/>
+                <w:i w:val="false"/>
+                <w:iCs w:val="false"/>
+              </w:rPr>
+              <w:t xml:space="preserve">P3</w:t>
+            </w:r>
+          </w:p>
+        </w:tc>
+        <w:tc>
+          <w:tcPr>
+            <w:tcW w:type="dxa" w:w="2002"/>
+            <w:tcMar>
+              <w:top w:type="dxa" w:w="70"/>
+              <w:left w:type="dxa" w:w="90"/>
+              <w:bottom w:type="dxa" w:w="70"/>
+              <w:right w:type="dxa" w:w="90"/>
+            </w:tcMar>
+          </w:tcPr>
+          <w:p>
+            <w:pPr>
+              <w:spacing w:after="40"/>
+            </w:pPr>
+            <w:r>
+              <w:rPr>
+                <w:b w:val="false"/>
+                <w:bCs w:val="false"/>
+                <w:i w:val="false"/>
+                <w:iCs w:val="false"/>
+              </w:rPr>
+              <w:t xml:space="preserve">—</w:t>
+            </w:r>
+          </w:p>
+        </w:tc>
+        <w:tc>
+          <w:tcPr>
+            <w:tcW w:type="dxa" w:w="1347"/>
+            <w:tcMar>
+              <w:top w:type="dxa" w:w="70"/>
+              <w:left w:type="dxa" w:w="90"/>
+              <w:bottom w:type="dxa" w:w="70"/>
+              <w:right w:type="dxa" w:w="90"/>
+            </w:tcMar>
+          </w:tcPr>
+          <w:p>
+            <w:pPr>
+              <w:spacing w:after="40"/>
+            </w:pPr>
+            <w:r>
+              <w:rPr>
+                <w:b w:val="false"/>
+                <w:bCs w:val="false"/>
+                <w:i w:val="false"/>
+                <w:iCs w:val="false"/>
+              </w:rPr>
+              <w:t xml:space="preserve">jeu de cartes O4</w:t>
             </w:r>
           </w:p>
         </w:tc>
@@ -490,76 +885,151 @@
       <w:tr>
         <w:tc>
           <w:tcPr>
-            <w:tcW w:type="dxa" w:w="700"/>
-            <w:tcMar>
-              <w:top w:type="dxa" w:w="70"/>
-              <w:left w:type="dxa" w:w="90"/>
-              <w:bottom w:type="dxa" w:w="70"/>
-              <w:right w:type="dxa" w:w="90"/>
-            </w:tcMar>
-          </w:tcPr>
-          <w:p>
-            <w:pPr>
-              <w:spacing w:after="40"/>
-            </w:pPr>
-            <w:r>
-              <w:rPr>
-                <w:b w:val="false"/>
-                <w:bCs w:val="false"/>
-                <w:i w:val="false"/>
-                <w:iCs w:val="false"/>
-              </w:rPr>
-              <w:t xml:space="preserve">5</w:t>
-            </w:r>
-          </w:p>
-        </w:tc>
-        <w:tc>
-          <w:tcPr>
-            <w:tcW w:type="dxa" w:w="3200"/>
-            <w:tcMar>
-              <w:top w:type="dxa" w:w="70"/>
-              <w:left w:type="dxa" w:w="90"/>
-              <w:bottom w:type="dxa" w:w="70"/>
-              <w:right w:type="dxa" w:w="90"/>
-            </w:tcMar>
-          </w:tcPr>
-          <w:p>
-            <w:pPr>
-              <w:spacing w:after="40"/>
-            </w:pPr>
-            <w:r>
-              <w:rPr>
-                <w:b w:val="false"/>
-                <w:bCs w:val="false"/>
-                <w:i w:val="false"/>
-                <w:iCs w:val="false"/>
-              </w:rPr>
-              <w:t xml:space="preserve">Graphies de [g] (g / gu).</w:t>
-            </w:r>
-          </w:p>
-        </w:tc>
-        <w:tc>
-          <w:tcPr>
-            <w:tcW w:type="dxa" w:w="6006"/>
-            <w:tcMar>
-              <w:top w:type="dxa" w:w="70"/>
-              <w:left w:type="dxa" w:w="90"/>
-              <w:bottom w:type="dxa" w:w="70"/>
-              <w:right w:type="dxa" w:w="90"/>
-            </w:tcMar>
-          </w:tcPr>
-          <w:p>
-            <w:pPr>
-              <w:spacing w:after="40"/>
-            </w:pPr>
-            <w:r>
-              <w:rPr>
-                <w:b w:val="false"/>
-                <w:bCs w:val="false"/>
-                <w:i w:val="false"/>
-                <w:iCs w:val="false"/>
-              </w:rPr>
-              <w:t xml:space="preserve">non identifié</w:t>
+            <w:tcW w:type="dxa" w:w="562"/>
+            <w:tcMar>
+              <w:top w:type="dxa" w:w="70"/>
+              <w:left w:type="dxa" w:w="90"/>
+              <w:bottom w:type="dxa" w:w="70"/>
+              <w:right w:type="dxa" w:w="90"/>
+            </w:tcMar>
+          </w:tcPr>
+          <w:p>
+            <w:pPr>
+              <w:spacing w:after="40"/>
+            </w:pPr>
+            <w:r>
+              <w:rPr>
+                <w:b w:val="false"/>
+                <w:bCs w:val="false"/>
+                <w:i w:val="false"/>
+                <w:iCs w:val="false"/>
+              </w:rPr>
+              <w:t xml:space="preserve">O5</w:t>
+            </w:r>
+          </w:p>
+        </w:tc>
+        <w:tc>
+          <w:tcPr>
+            <w:tcW w:type="dxa" w:w="1029"/>
+            <w:tcMar>
+              <w:top w:type="dxa" w:w="70"/>
+              <w:left w:type="dxa" w:w="90"/>
+              <w:bottom w:type="dxa" w:w="70"/>
+              <w:right w:type="dxa" w:w="90"/>
+            </w:tcMar>
+          </w:tcPr>
+          <w:p>
+            <w:pPr>
+              <w:spacing w:after="40"/>
+            </w:pPr>
+            <w:r>
+              <w:rPr>
+                <w:b w:val="false"/>
+                <w:bCs w:val="false"/>
+                <w:i w:val="false"/>
+                <w:iCs w:val="false"/>
+              </w:rPr>
+              <w:t xml:space="preserve">Verte</w:t>
+            </w:r>
+          </w:p>
+        </w:tc>
+        <w:tc>
+          <w:tcPr>
+            <w:tcW w:type="dxa" w:w="3937"/>
+            <w:tcMar>
+              <w:top w:type="dxa" w:w="70"/>
+              <w:left w:type="dxa" w:w="90"/>
+              <w:bottom w:type="dxa" w:w="70"/>
+              <w:right w:type="dxa" w:w="90"/>
+            </w:tcMar>
+          </w:tcPr>
+          <w:p>
+            <w:pPr>
+              <w:spacing w:after="40"/>
+            </w:pPr>
+            <w:r>
+              <w:rPr>
+                <w:b w:val="false"/>
+                <w:bCs w:val="false"/>
+                <w:i w:val="false"/>
+                <w:iCs w:val="false"/>
+              </w:rPr>
+              <w:t xml:space="preserve">Le son [g] : g, gu (et g / ge devant a, o, u pour le son [ʒ])</w:t>
+            </w:r>
+          </w:p>
+        </w:tc>
+        <w:tc>
+          <w:tcPr>
+            <w:tcW w:type="dxa" w:w="1029"/>
+            <w:tcMar>
+              <w:top w:type="dxa" w:w="70"/>
+              <w:left w:type="dxa" w:w="90"/>
+              <w:bottom w:type="dxa" w:w="70"/>
+              <w:right w:type="dxa" w:w="90"/>
+            </w:tcMar>
+          </w:tcPr>
+          <w:p>
+            <w:pPr>
+              <w:spacing w:after="40"/>
+            </w:pPr>
+            <w:r>
+              <w:rPr>
+                <w:b w:val="false"/>
+                <w:bCs w:val="false"/>
+                <w:i w:val="false"/>
+                <w:iCs w:val="false"/>
+              </w:rPr>
+              <w:t xml:space="preserve">P4</w:t>
+            </w:r>
+          </w:p>
+        </w:tc>
+        <w:tc>
+          <w:tcPr>
+            <w:tcW w:type="dxa" w:w="2002"/>
+            <w:tcMar>
+              <w:top w:type="dxa" w:w="70"/>
+              <w:left w:type="dxa" w:w="90"/>
+              <w:bottom w:type="dxa" w:w="70"/>
+              <w:right w:type="dxa" w:w="90"/>
+            </w:tcMar>
+          </w:tcPr>
+          <w:p>
+            <w:pPr>
+              <w:spacing w:after="40"/>
+            </w:pPr>
+            <w:r>
+              <w:rPr>
+                <w:b w:val="false"/>
+                <w:bCs w:val="false"/>
+                <w:i w:val="false"/>
+                <w:iCs w:val="false"/>
+              </w:rPr>
+              <w:t xml:space="preserve">—</w:t>
+            </w:r>
+          </w:p>
+        </w:tc>
+        <w:tc>
+          <w:tcPr>
+            <w:tcW w:type="dxa" w:w="1347"/>
+            <w:tcMar>
+              <w:top w:type="dxa" w:w="70"/>
+              <w:left w:type="dxa" w:w="90"/>
+              <w:bottom w:type="dxa" w:w="70"/>
+              <w:right w:type="dxa" w:w="90"/>
+            </w:tcMar>
+          </w:tcPr>
+          <w:p>
+            <w:pPr>
+              <w:spacing w:after="40"/>
+            </w:pPr>
+            <w:r>
+              <w:rPr>
+                <w:b w:val="false"/>
+                <w:bCs w:val="false"/>
+                <w:i w:val="false"/>
+                <w:iCs w:val="false"/>
+              </w:rPr>
+              <w:t xml:space="preserve">jeu de cartes O5</w:t>
             </w:r>
           </w:p>
         </w:tc>
@@ -567,76 +1037,151 @@
       <w:tr>
         <w:tc>
           <w:tcPr>
-            <w:tcW w:type="dxa" w:w="700"/>
-            <w:tcMar>
-              <w:top w:type="dxa" w:w="70"/>
-              <w:left w:type="dxa" w:w="90"/>
-              <w:bottom w:type="dxa" w:w="70"/>
-              <w:right w:type="dxa" w:w="90"/>
-            </w:tcMar>
-          </w:tcPr>
-          <w:p>
-            <w:pPr>
-              <w:spacing w:after="40"/>
-            </w:pPr>
-            <w:r>
-              <w:rPr>
-                <w:b w:val="false"/>
-                <w:bCs w:val="false"/>
-                <w:i w:val="false"/>
-                <w:iCs w:val="false"/>
-              </w:rPr>
-              <w:t xml:space="preserve">6</w:t>
-            </w:r>
-          </w:p>
-        </w:tc>
-        <w:tc>
-          <w:tcPr>
-            <w:tcW w:type="dxa" w:w="3200"/>
-            <w:tcMar>
-              <w:top w:type="dxa" w:w="70"/>
-              <w:left w:type="dxa" w:w="90"/>
-              <w:bottom w:type="dxa" w:w="70"/>
-              <w:right w:type="dxa" w:w="90"/>
-            </w:tcMar>
-          </w:tcPr>
-          <w:p>
-            <w:pPr>
-              <w:spacing w:after="40"/>
-            </w:pPr>
-            <w:r>
-              <w:rPr>
-                <w:b w:val="false"/>
-                <w:bCs w:val="false"/>
-                <w:i w:val="false"/>
-                <w:iCs w:val="false"/>
-              </w:rPr>
-              <w:t xml:space="preserve">Autres graphies vocaliques ([j] : ill/y — [wa] : oi/oy).</w:t>
-            </w:r>
-          </w:p>
-        </w:tc>
-        <w:tc>
-          <w:tcPr>
-            <w:tcW w:type="dxa" w:w="6006"/>
-            <w:tcMar>
-              <w:top w:type="dxa" w:w="70"/>
-              <w:left w:type="dxa" w:w="90"/>
-              <w:bottom w:type="dxa" w:w="70"/>
-              <w:right w:type="dxa" w:w="90"/>
-            </w:tcMar>
-          </w:tcPr>
-          <w:p>
-            <w:pPr>
-              <w:spacing w:after="40"/>
-            </w:pPr>
-            <w:r>
-              <w:rPr>
-                <w:b w:val="false"/>
-                <w:bCs w:val="false"/>
-                <w:i w:val="false"/>
-                <w:iCs w:val="false"/>
-              </w:rPr>
-              <w:t xml:space="preserve">Ortho Dobble (noms en [j])</w:t>
+            <w:tcW w:type="dxa" w:w="562"/>
+            <w:tcMar>
+              <w:top w:type="dxa" w:w="70"/>
+              <w:left w:type="dxa" w:w="90"/>
+              <w:bottom w:type="dxa" w:w="70"/>
+              <w:right w:type="dxa" w:w="90"/>
+            </w:tcMar>
+          </w:tcPr>
+          <w:p>
+            <w:pPr>
+              <w:spacing w:after="40"/>
+            </w:pPr>
+            <w:r>
+              <w:rPr>
+                <w:b w:val="false"/>
+                <w:bCs w:val="false"/>
+                <w:i w:val="false"/>
+                <w:iCs w:val="false"/>
+              </w:rPr>
+              <w:t xml:space="preserve">O6</w:t>
+            </w:r>
+          </w:p>
+        </w:tc>
+        <w:tc>
+          <w:tcPr>
+            <w:tcW w:type="dxa" w:w="1029"/>
+            <w:tcMar>
+              <w:top w:type="dxa" w:w="70"/>
+              <w:left w:type="dxa" w:w="90"/>
+              <w:bottom w:type="dxa" w:w="70"/>
+              <w:right w:type="dxa" w:w="90"/>
+            </w:tcMar>
+          </w:tcPr>
+          <w:p>
+            <w:pPr>
+              <w:spacing w:after="40"/>
+            </w:pPr>
+            <w:r>
+              <w:rPr>
+                <w:b w:val="false"/>
+                <w:bCs w:val="false"/>
+                <w:i w:val="false"/>
+                <w:iCs w:val="false"/>
+              </w:rPr>
+              <w:t xml:space="preserve">Bleue</w:t>
+            </w:r>
+          </w:p>
+        </w:tc>
+        <w:tc>
+          <w:tcPr>
+            <w:tcW w:type="dxa" w:w="3937"/>
+            <w:tcMar>
+              <w:top w:type="dxa" w:w="70"/>
+              <w:left w:type="dxa" w:w="90"/>
+              <w:bottom w:type="dxa" w:w="70"/>
+              <w:right w:type="dxa" w:w="90"/>
+            </w:tcMar>
+          </w:tcPr>
+          <w:p>
+            <w:pPr>
+              <w:spacing w:after="40"/>
+            </w:pPr>
+            <w:r>
+              <w:rPr>
+                <w:b w:val="false"/>
+                <w:bCs w:val="false"/>
+                <w:i w:val="false"/>
+                <w:iCs w:val="false"/>
+              </w:rPr>
+              <w:t xml:space="preserve">ill / y pour le son [j] ; oi / oy pour le son [wa]</w:t>
+            </w:r>
+          </w:p>
+        </w:tc>
+        <w:tc>
+          <w:tcPr>
+            <w:tcW w:type="dxa" w:w="1029"/>
+            <w:tcMar>
+              <w:top w:type="dxa" w:w="70"/>
+              <w:left w:type="dxa" w:w="90"/>
+              <w:bottom w:type="dxa" w:w="70"/>
+              <w:right w:type="dxa" w:w="90"/>
+            </w:tcMar>
+          </w:tcPr>
+          <w:p>
+            <w:pPr>
+              <w:spacing w:after="40"/>
+            </w:pPr>
+            <w:r>
+              <w:rPr>
+                <w:b w:val="false"/>
+                <w:bCs w:val="false"/>
+                <w:i w:val="false"/>
+                <w:iCs w:val="false"/>
+              </w:rPr>
+              <w:t xml:space="preserve">P4/P5</w:t>
+            </w:r>
+          </w:p>
+        </w:tc>
+        <w:tc>
+          <w:tcPr>
+            <w:tcW w:type="dxa" w:w="2002"/>
+            <w:tcMar>
+              <w:top w:type="dxa" w:w="70"/>
+              <w:left w:type="dxa" w:w="90"/>
+              <w:bottom w:type="dxa" w:w="70"/>
+              <w:right w:type="dxa" w:w="90"/>
+            </w:tcMar>
+          </w:tcPr>
+          <w:p>
+            <w:pPr>
+              <w:spacing w:after="40"/>
+            </w:pPr>
+            <w:r>
+              <w:rPr>
+                <w:b w:val="false"/>
+                <w:bCs w:val="false"/>
+                <w:i w:val="false"/>
+                <w:iCs w:val="false"/>
+              </w:rPr>
+              <w:t xml:space="preserve">—</w:t>
+            </w:r>
+          </w:p>
+        </w:tc>
+        <w:tc>
+          <w:tcPr>
+            <w:tcW w:type="dxa" w:w="1347"/>
+            <w:tcMar>
+              <w:top w:type="dxa" w:w="70"/>
+              <w:left w:type="dxa" w:w="90"/>
+              <w:bottom w:type="dxa" w:w="70"/>
+              <w:right w:type="dxa" w:w="90"/>
+            </w:tcMar>
+          </w:tcPr>
+          <w:p>
+            <w:pPr>
+              <w:spacing w:after="40"/>
+            </w:pPr>
+            <w:r>
+              <w:rPr>
+                <w:b w:val="false"/>
+                <w:bCs w:val="false"/>
+                <w:i w:val="false"/>
+                <w:iCs w:val="false"/>
+              </w:rPr>
+              <w:t xml:space="preserve">Ortho Dobble</w:t>
             </w:r>
           </w:p>
         </w:tc>
@@ -644,16 +1189,21 @@
     </w:tbl>
     <w:p>
       <w:pPr>
-        <w:spacing w:after="220"/>
+        <w:spacing w:after="120"/>
+      </w:pPr>
+    </w:p>
+    <w:p>
+      <w:pPr>
+        <w:spacing w:after="160"/>
       </w:pPr>
       <w:r>
         <w:rPr>
           <w:b w:val="false"/>
           <w:bCs w:val="false"/>
-          <w:i/>
-          <w:iCs/>
-        </w:rPr>
-        <w:t xml:space="preserve">Le pack CM1/CM2 propose aussi des jeux sur le genre/nombre des noms et adjectifs, les accords dans le GN et les accords sujet-verbe (La bataille lexicale, Les carrés du pluriel, Accords en folie, Tornado verbo) : ces compétences relèvent en réalité de la Grammaire (Dispositif 1, ceintures G3 et G5), pas de l'orthographe lexicale. Deux compétences du pack (Les noms en [e]/[te] — Ortho Mémo ; Les mots en ac/af/ap — Les tournesols) restent sans correspondance dans les 6 notions actuelles.</w:t>
+          <w:i w:val="false"/>
+          <w:iCs w:val="false"/>
+        </w:rPr>
+        <w:t xml:space="preserve">Pour les élèves, pas de termes savants : « le son », « la lettre », « devant », « un mot de la même famille ». Les termes « graphème », « phonème », « nasalisation » n'apparaissent que dans le titre des corrigés.</w:t>
       </w:r>
     </w:p>
     <w:p>
@@ -662,7 +1212,7 @@
         <w:spacing w:after="160" w:before="360"/>
       </w:pPr>
       <w:r>
-        <w:t xml:space="preserve">Ce qui a été retiré de ce dispositif</w:t>
+        <w:t xml:space="preserve">2. Le parcours de chaque ceinture</w:t>
       </w:r>
     </w:p>
     <w:p>
@@ -676,7 +1226,7 @@
           <w:i w:val="false"/>
           <w:iCs w:val="false"/>
         </w:rPr>
-        <w:t xml:space="preserve">Deux notions qui figuraient dans les anciennes ceintures O2 et O3/O5/O6 (issues d'une ancienne version pour le CM2) ont été retirées :</w:t>
+        <w:t xml:space="preserve">Chaque ceinture O suit le parcours commun (Structure des ceintures, §1-§2) :</w:t>
       </w:r>
     </w:p>
     <w:p>
@@ -690,12 +1240,21 @@
       </w:pPr>
       <w:r>
         <w:rPr>
+          <w:b/>
+          <w:bCs/>
+          <w:i w:val="false"/>
+          <w:iCs w:val="false"/>
+        </w:rPr>
+        <w:t xml:space="preserve">Observation</w:t>
+      </w:r>
+      <w:r>
+        <w:rPr>
           <w:b w:val="false"/>
           <w:bCs w:val="false"/>
           <w:i w:val="false"/>
           <w:iCs w:val="false"/>
         </w:rPr>
-        <w:t xml:space="preserve">les homophones grammaticaux (ce/se, c'est/s'est) rejoignent le Dispositif 1 bis (ceintures H) ;</w:t>
+        <w:t xml:space="preserve"> : diaporama et page interactive (leçon interactive du site, rubrique « Orthographe »), au moins 12 séries.</w:t>
       </w:r>
     </w:p>
     <w:p>
@@ -709,12 +1268,211 @@
       </w:pPr>
       <w:r>
         <w:rPr>
+          <w:b/>
+          <w:bCs/>
+          <w:i w:val="false"/>
+          <w:iCs w:val="false"/>
+        </w:rPr>
+        <w:t xml:space="preserve">Trace écrite</w:t>
+      </w:r>
+      <w:r>
+        <w:rPr>
           <w:b w:val="false"/>
           <w:bCs w:val="false"/>
           <w:i w:val="false"/>
           <w:iCs w:val="false"/>
         </w:rPr>
-        <w:t xml:space="preserve">la dérivation/préfixes-suffixes, la polysémie et la composition de mots rejoignent le Dispositif 4 — Vocabulaire.</w:t>
+        <w:t xml:space="preserve"> : carte mentale (la carte de la leçon interactive).</w:t>
+      </w:r>
+    </w:p>
+    <w:p>
+      <w:pPr>
+        <w:pStyle w:val="ListParagraph"/>
+        <w:numPr>
+          <w:ilvl w:val="0"/>
+          <w:numId w:val="2"/>
+        </w:numPr>
+        <w:spacing w:after="100"/>
+      </w:pPr>
+      <w:r>
+        <w:rPr>
+          <w:b/>
+          <w:bCs/>
+          <w:i w:val="false"/>
+          <w:iCs w:val="false"/>
+        </w:rPr>
+        <w:t xml:space="preserve">Entraînement collectif (30 min)</w:t>
+      </w:r>
+      <w:r>
+        <w:rPr>
+          <w:b w:val="false"/>
+          <w:bCs w:val="false"/>
+          <w:i w:val="false"/>
+          <w:iCs w:val="false"/>
+        </w:rPr>
+        <w:t xml:space="preserve"> : ardoise (tous répondent, un mot à écrire), puis binômes avec le </w:t>
+      </w:r>
+      <w:r>
+        <w:rPr>
+          <w:b/>
+          <w:bCs/>
+          <w:i w:val="false"/>
+          <w:iCs w:val="false"/>
+        </w:rPr>
+        <w:t xml:space="preserve">jeu de cartes de la notion</w:t>
+      </w:r>
+      <w:r>
+        <w:rPr>
+          <w:b w:val="false"/>
+          <w:bCs w:val="false"/>
+          <w:i w:val="false"/>
+          <w:iCs w:val="false"/>
+        </w:rPr>
+        <w:t xml:space="preserve"> (recto : mot à trous et règle ; verso : réponse) et groupe de besoin avec l'enseignant.</w:t>
+      </w:r>
+    </w:p>
+    <w:p>
+      <w:pPr>
+        <w:pStyle w:val="ListParagraph"/>
+        <w:numPr>
+          <w:ilvl w:val="0"/>
+          <w:numId w:val="2"/>
+        </w:numPr>
+        <w:spacing w:after="100"/>
+      </w:pPr>
+      <w:r>
+        <w:rPr>
+          <w:b/>
+          <w:bCs/>
+          <w:i w:val="false"/>
+          <w:iCs w:val="false"/>
+        </w:rPr>
+        <w:t xml:space="preserve">Entraînement ciblé individuel</w:t>
+      </w:r>
+      <w:r>
+        <w:rPr>
+          <w:b w:val="false"/>
+          <w:bCs w:val="false"/>
+          <w:i w:val="false"/>
+          <w:iCs w:val="false"/>
+        </w:rPr>
+        <w:t xml:space="preserve"> : 3 fiches de 12 items (6 + 6), deux exercices fondés sur une manipulation : « Je complète le mot » (choisir la bonne lettre et écrire le mot) et « Je prouve » (justifier par la règle : la lettre qui suit, ou un mot de la même famille).</w:t>
+      </w:r>
+    </w:p>
+    <w:p>
+      <w:pPr>
+        <w:pStyle w:val="ListParagraph"/>
+        <w:numPr>
+          <w:ilvl w:val="0"/>
+          <w:numId w:val="2"/>
+        </w:numPr>
+        <w:spacing w:after="100"/>
+      </w:pPr>
+      <w:r>
+        <w:rPr>
+          <w:b/>
+          <w:bCs/>
+          <w:i w:val="false"/>
+          <w:iCs w:val="false"/>
+        </w:rPr>
+        <w:t xml:space="preserve">Test ciblé (validation)</w:t>
+      </w:r>
+      <w:r>
+        <w:rPr>
+          <w:b w:val="false"/>
+          <w:bCs w:val="false"/>
+          <w:i w:val="false"/>
+          <w:iCs w:val="false"/>
+        </w:rPr>
+        <w:t xml:space="preserve"> : versions A, B, C de 3 + 3 items, mêmes exercices que le ciblé, sans support. </w:t>
+      </w:r>
+      <w:r>
+        <w:rPr>
+          <w:b/>
+          <w:bCs/>
+          <w:i w:val="false"/>
+          <w:iCs w:val="false"/>
+        </w:rPr>
+        <w:t xml:space="preserve">Réussite : 6/6</w:t>
+      </w:r>
+      <w:r>
+        <w:rPr>
+          <w:b w:val="false"/>
+          <w:bCs w:val="false"/>
+          <w:i w:val="false"/>
+          <w:iCs w:val="false"/>
+        </w:rPr>
+        <w:t xml:space="preserve">, écrite sous chaque version. Échec à A : remédiation 1 (5 bis), puis version B ; échec à B : remédiation 2 (5 ter), puis version C.</w:t>
+      </w:r>
+    </w:p>
+    <w:p>
+      <w:pPr>
+        <w:pStyle w:val="ListParagraph"/>
+        <w:numPr>
+          <w:ilvl w:val="0"/>
+          <w:numId w:val="2"/>
+        </w:numPr>
+        <w:spacing w:after="100"/>
+      </w:pPr>
+      <w:r>
+        <w:rPr>
+          <w:b/>
+          <w:bCs/>
+          <w:i w:val="false"/>
+          <w:iCs w:val="false"/>
+        </w:rPr>
+        <w:t xml:space="preserve">Entraînement spiralé</w:t>
+      </w:r>
+      <w:r>
+        <w:rPr>
+          <w:b w:val="false"/>
+          <w:bCs w:val="false"/>
+          <w:i w:val="false"/>
+          <w:iCs w:val="false"/>
+        </w:rPr>
+        <w:t xml:space="preserve"> : 3 fiches de 12 items, sans test. Pour O1, approfondissement ; pour les ceintures suivantes, rebrassage du pool rotatif (§3). La dictée de mots et la phrase dictée y ont leur place.</w:t>
+      </w:r>
+    </w:p>
+    <w:p>
+      <w:pPr>
+        <w:pStyle w:val="ListParagraph"/>
+        <w:numPr>
+          <w:ilvl w:val="0"/>
+          <w:numId w:val="2"/>
+        </w:numPr>
+        <w:spacing w:after="100"/>
+      </w:pPr>
+      <w:r>
+        <w:rPr>
+          <w:b/>
+          <w:bCs/>
+          <w:i w:val="false"/>
+          <w:iCs w:val="false"/>
+        </w:rPr>
+        <w:t xml:space="preserve">Fiches maison</w:t>
+      </w:r>
+      <w:r>
+        <w:rPr>
+          <w:b w:val="false"/>
+          <w:bCs w:val="false"/>
+          <w:i w:val="false"/>
+          <w:iCs w:val="false"/>
+        </w:rPr>
+        <w:t xml:space="preserve"> : 2 fiches de 4 items (2 + 2), mêmes exercices que le ciblé, avec un rappel de la règle en haut.</w:t>
+      </w:r>
+    </w:p>
+    <w:p>
+      <w:pPr>
+        <w:spacing w:after="160"/>
+      </w:pPr>
+      <w:r>
+        <w:rPr>
+          <w:b w:val="false"/>
+          <w:bCs w:val="false"/>
+          <w:i w:val="false"/>
+          <w:iCs w:val="false"/>
+        </w:rPr>
+        <w:t xml:space="preserve">Corrigé sur une page séparée, sans consigne d'autocorrection. Aucun mot répété d'un document à l'autre dans une même ceinture.</w:t>
       </w:r>
     </w:p>
     <w:p>
@@ -723,13 +1481,599 @@
         <w:spacing w:after="160" w:before="360"/>
       </w:pPr>
       <w:r>
-        <w:t xml:space="preserve">Usage en classe</w:t>
+        <w:t xml:space="preserve">3. Réinvestissement rotatif</w:t>
+      </w:r>
+    </w:p>
+    <w:tbl>
+      <w:tblPr>
+        <w:tblW w:type="dxa" w:w="9906"/>
+        <w:tblBorders>
+          <w:top w:val="single" w:color="auto" w:sz="4"/>
+          <w:left w:val="single" w:color="auto" w:sz="4"/>
+          <w:bottom w:val="single" w:color="auto" w:sz="4"/>
+          <w:right w:val="single" w:color="auto" w:sz="4"/>
+          <w:insideH w:val="single" w:color="auto" w:sz="4"/>
+          <w:insideV w:val="single" w:color="auto" w:sz="4"/>
+        </w:tblBorders>
+      </w:tblPr>
+      <w:tblGrid>
+        <w:gridCol w:w="997"/>
+        <w:gridCol w:w="3132"/>
+        <w:gridCol w:w="5777"/>
+      </w:tblGrid>
+      <w:tr>
+        <w:trPr>
+          <w:tblHeader/>
+        </w:trPr>
+        <w:tc>
+          <w:tcPr>
+            <w:tcW w:type="dxa" w:w="997"/>
+            <w:shd w:fill="D9E2F3" w:val="clear"/>
+            <w:tcMar>
+              <w:top w:type="dxa" w:w="70"/>
+              <w:left w:type="dxa" w:w="90"/>
+              <w:bottom w:type="dxa" w:w="70"/>
+              <w:right w:type="dxa" w:w="90"/>
+            </w:tcMar>
+          </w:tcPr>
+          <w:p>
+            <w:pPr>
+              <w:spacing w:after="40"/>
+            </w:pPr>
+            <w:r>
+              <w:rPr>
+                <w:b/>
+                <w:bCs/>
+                <w:i w:val="false"/>
+                <w:iCs w:val="false"/>
+              </w:rPr>
+              <w:t xml:space="preserve">N°</w:t>
+            </w:r>
+          </w:p>
+        </w:tc>
+        <w:tc>
+          <w:tcPr>
+            <w:tcW w:type="dxa" w:w="3132"/>
+            <w:shd w:fill="D9E2F3" w:val="clear"/>
+            <w:tcMar>
+              <w:top w:type="dxa" w:w="70"/>
+              <w:left w:type="dxa" w:w="90"/>
+              <w:bottom w:type="dxa" w:w="70"/>
+              <w:right w:type="dxa" w:w="90"/>
+            </w:tcMar>
+          </w:tcPr>
+          <w:p>
+            <w:pPr>
+              <w:spacing w:after="40"/>
+            </w:pPr>
+            <w:r>
+              <w:rPr>
+                <w:b/>
+                <w:bCs/>
+                <w:i w:val="false"/>
+                <w:iCs w:val="false"/>
+              </w:rPr>
+              <w:t xml:space="preserve">Notion</w:t>
+            </w:r>
+          </w:p>
+        </w:tc>
+        <w:tc>
+          <w:tcPr>
+            <w:tcW w:type="dxa" w:w="5777"/>
+            <w:shd w:fill="D9E2F3" w:val="clear"/>
+            <w:tcMar>
+              <w:top w:type="dxa" w:w="70"/>
+              <w:left w:type="dxa" w:w="90"/>
+              <w:bottom w:type="dxa" w:w="70"/>
+              <w:right w:type="dxa" w:w="90"/>
+            </w:tcMar>
+          </w:tcPr>
+          <w:p>
+            <w:pPr>
+              <w:spacing w:after="40"/>
+            </w:pPr>
+            <w:r>
+              <w:rPr>
+                <w:b/>
+                <w:bCs/>
+                <w:i w:val="false"/>
+                <w:iCs w:val="false"/>
+              </w:rPr>
+              <w:t xml:space="preserve">Pool rotatif</w:t>
+            </w:r>
+          </w:p>
+        </w:tc>
+      </w:tr>
+      <w:tr>
+        <w:tc>
+          <w:tcPr>
+            <w:tcW w:type="dxa" w:w="997"/>
+            <w:tcMar>
+              <w:top w:type="dxa" w:w="70"/>
+              <w:left w:type="dxa" w:w="90"/>
+              <w:bottom w:type="dxa" w:w="70"/>
+              <w:right w:type="dxa" w:w="90"/>
+            </w:tcMar>
+          </w:tcPr>
+          <w:p>
+            <w:pPr>
+              <w:spacing w:after="40"/>
+            </w:pPr>
+            <w:r>
+              <w:rPr>
+                <w:b w:val="false"/>
+                <w:bCs w:val="false"/>
+                <w:i w:val="false"/>
+                <w:iCs w:val="false"/>
+              </w:rPr>
+              <w:t xml:space="preserve">O1</w:t>
+            </w:r>
+          </w:p>
+        </w:tc>
+        <w:tc>
+          <w:tcPr>
+            <w:tcW w:type="dxa" w:w="3132"/>
+            <w:tcMar>
+              <w:top w:type="dxa" w:w="70"/>
+              <w:left w:type="dxa" w:w="90"/>
+              <w:bottom w:type="dxa" w:w="70"/>
+              <w:right w:type="dxa" w:w="90"/>
+            </w:tcMar>
+          </w:tcPr>
+          <w:p>
+            <w:pPr>
+              <w:spacing w:after="40"/>
+            </w:pPr>
+            <w:r>
+              <w:rPr>
+                <w:b w:val="false"/>
+                <w:bCs w:val="false"/>
+                <w:i w:val="false"/>
+                <w:iCs w:val="false"/>
+              </w:rPr>
+              <w:t xml:space="preserve">m devant m, b, p</w:t>
+            </w:r>
+          </w:p>
+        </w:tc>
+        <w:tc>
+          <w:tcPr>
+            <w:tcW w:type="dxa" w:w="5777"/>
+            <w:tcMar>
+              <w:top w:type="dxa" w:w="70"/>
+              <w:left w:type="dxa" w:w="90"/>
+              <w:bottom w:type="dxa" w:w="70"/>
+              <w:right w:type="dxa" w:w="90"/>
+            </w:tcMar>
+          </w:tcPr>
+          <w:p>
+            <w:pPr>
+              <w:spacing w:after="40"/>
+            </w:pPr>
+            <w:r>
+              <w:rPr>
+                <w:b w:val="false"/>
+                <w:bCs w:val="false"/>
+                <w:i w:val="false"/>
+                <w:iCs w:val="false"/>
+              </w:rPr>
+              <w:t xml:space="preserve">— (première ceinture : spiralé en approfondissement)</w:t>
+            </w:r>
+          </w:p>
+        </w:tc>
+      </w:tr>
+      <w:tr>
+        <w:tc>
+          <w:tcPr>
+            <w:tcW w:type="dxa" w:w="997"/>
+            <w:tcMar>
+              <w:top w:type="dxa" w:w="70"/>
+              <w:left w:type="dxa" w:w="90"/>
+              <w:bottom w:type="dxa" w:w="70"/>
+              <w:right w:type="dxa" w:w="90"/>
+            </w:tcMar>
+          </w:tcPr>
+          <w:p>
+            <w:pPr>
+              <w:spacing w:after="40"/>
+            </w:pPr>
+            <w:r>
+              <w:rPr>
+                <w:b w:val="false"/>
+                <w:bCs w:val="false"/>
+                <w:i w:val="false"/>
+                <w:iCs w:val="false"/>
+              </w:rPr>
+              <w:t xml:space="preserve">O2</w:t>
+            </w:r>
+          </w:p>
+        </w:tc>
+        <w:tc>
+          <w:tcPr>
+            <w:tcW w:type="dxa" w:w="3132"/>
+            <w:tcMar>
+              <w:top w:type="dxa" w:w="70"/>
+              <w:left w:type="dxa" w:w="90"/>
+              <w:bottom w:type="dxa" w:w="70"/>
+              <w:right w:type="dxa" w:w="90"/>
+            </w:tcMar>
+          </w:tcPr>
+          <w:p>
+            <w:pPr>
+              <w:spacing w:after="40"/>
+            </w:pPr>
+            <w:r>
+              <w:rPr>
+                <w:b w:val="false"/>
+                <w:bCs w:val="false"/>
+                <w:i w:val="false"/>
+                <w:iCs w:val="false"/>
+              </w:rPr>
+              <w:t xml:space="preserve">Lettres finales muettes</w:t>
+            </w:r>
+          </w:p>
+        </w:tc>
+        <w:tc>
+          <w:tcPr>
+            <w:tcW w:type="dxa" w:w="5777"/>
+            <w:tcMar>
+              <w:top w:type="dxa" w:w="70"/>
+              <w:left w:type="dxa" w:w="90"/>
+              <w:bottom w:type="dxa" w:w="70"/>
+              <w:right w:type="dxa" w:w="90"/>
+            </w:tcMar>
+          </w:tcPr>
+          <w:p>
+            <w:pPr>
+              <w:spacing w:after="40"/>
+            </w:pPr>
+            <w:r>
+              <w:rPr>
+                <w:b w:val="false"/>
+                <w:bCs w:val="false"/>
+                <w:i w:val="false"/>
+                <w:iCs w:val="false"/>
+              </w:rPr>
+              <w:t xml:space="preserve">{O1}</w:t>
+            </w:r>
+          </w:p>
+        </w:tc>
+      </w:tr>
+      <w:tr>
+        <w:tc>
+          <w:tcPr>
+            <w:tcW w:type="dxa" w:w="997"/>
+            <w:tcMar>
+              <w:top w:type="dxa" w:w="70"/>
+              <w:left w:type="dxa" w:w="90"/>
+              <w:bottom w:type="dxa" w:w="70"/>
+              <w:right w:type="dxa" w:w="90"/>
+            </w:tcMar>
+          </w:tcPr>
+          <w:p>
+            <w:pPr>
+              <w:spacing w:after="40"/>
+            </w:pPr>
+            <w:r>
+              <w:rPr>
+                <w:b w:val="false"/>
+                <w:bCs w:val="false"/>
+                <w:i w:val="false"/>
+                <w:iCs w:val="false"/>
+              </w:rPr>
+              <w:t xml:space="preserve">O3</w:t>
+            </w:r>
+          </w:p>
+        </w:tc>
+        <w:tc>
+          <w:tcPr>
+            <w:tcW w:type="dxa" w:w="3132"/>
+            <w:tcMar>
+              <w:top w:type="dxa" w:w="70"/>
+              <w:left w:type="dxa" w:w="90"/>
+              <w:bottom w:type="dxa" w:w="70"/>
+              <w:right w:type="dxa" w:w="90"/>
+            </w:tcMar>
+          </w:tcPr>
+          <w:p>
+            <w:pPr>
+              <w:spacing w:after="40"/>
+            </w:pPr>
+            <w:r>
+              <w:rPr>
+                <w:b w:val="false"/>
+                <w:bCs w:val="false"/>
+                <w:i w:val="false"/>
+                <w:iCs w:val="false"/>
+              </w:rPr>
+              <w:t xml:space="preserve">[s] : s, ss, c, ç</w:t>
+            </w:r>
+          </w:p>
+        </w:tc>
+        <w:tc>
+          <w:tcPr>
+            <w:tcW w:type="dxa" w:w="5777"/>
+            <w:tcMar>
+              <w:top w:type="dxa" w:w="70"/>
+              <w:left w:type="dxa" w:w="90"/>
+              <w:bottom w:type="dxa" w:w="70"/>
+              <w:right w:type="dxa" w:w="90"/>
+            </w:tcMar>
+          </w:tcPr>
+          <w:p>
+            <w:pPr>
+              <w:spacing w:after="40"/>
+            </w:pPr>
+            <w:r>
+              <w:rPr>
+                <w:b w:val="false"/>
+                <w:bCs w:val="false"/>
+                <w:i w:val="false"/>
+                <w:iCs w:val="false"/>
+              </w:rPr>
+              <w:t xml:space="preserve">{O1, O2}</w:t>
+            </w:r>
+          </w:p>
+        </w:tc>
+      </w:tr>
+      <w:tr>
+        <w:tc>
+          <w:tcPr>
+            <w:tcW w:type="dxa" w:w="997"/>
+            <w:tcMar>
+              <w:top w:type="dxa" w:w="70"/>
+              <w:left w:type="dxa" w:w="90"/>
+              <w:bottom w:type="dxa" w:w="70"/>
+              <w:right w:type="dxa" w:w="90"/>
+            </w:tcMar>
+          </w:tcPr>
+          <w:p>
+            <w:pPr>
+              <w:spacing w:after="40"/>
+            </w:pPr>
+            <w:r>
+              <w:rPr>
+                <w:b w:val="false"/>
+                <w:bCs w:val="false"/>
+                <w:i w:val="false"/>
+                <w:iCs w:val="false"/>
+              </w:rPr>
+              <w:t xml:space="preserve">O4</w:t>
+            </w:r>
+          </w:p>
+        </w:tc>
+        <w:tc>
+          <w:tcPr>
+            <w:tcW w:type="dxa" w:w="3132"/>
+            <w:tcMar>
+              <w:top w:type="dxa" w:w="70"/>
+              <w:left w:type="dxa" w:w="90"/>
+              <w:bottom w:type="dxa" w:w="70"/>
+              <w:right w:type="dxa" w:w="90"/>
+            </w:tcMar>
+          </w:tcPr>
+          <w:p>
+            <w:pPr>
+              <w:spacing w:after="40"/>
+            </w:pPr>
+            <w:r>
+              <w:rPr>
+                <w:b w:val="false"/>
+                <w:bCs w:val="false"/>
+                <w:i w:val="false"/>
+                <w:iCs w:val="false"/>
+              </w:rPr>
+              <w:t xml:space="preserve">[k] : c, qu, k</w:t>
+            </w:r>
+          </w:p>
+        </w:tc>
+        <w:tc>
+          <w:tcPr>
+            <w:tcW w:type="dxa" w:w="5777"/>
+            <w:tcMar>
+              <w:top w:type="dxa" w:w="70"/>
+              <w:left w:type="dxa" w:w="90"/>
+              <w:bottom w:type="dxa" w:w="70"/>
+              <w:right w:type="dxa" w:w="90"/>
+            </w:tcMar>
+          </w:tcPr>
+          <w:p>
+            <w:pPr>
+              <w:spacing w:after="40"/>
+            </w:pPr>
+            <w:r>
+              <w:rPr>
+                <w:b w:val="false"/>
+                <w:bCs w:val="false"/>
+                <w:i w:val="false"/>
+                <w:iCs w:val="false"/>
+              </w:rPr>
+              <w:t xml:space="preserve">{O1, O2, O3}</w:t>
+            </w:r>
+          </w:p>
+        </w:tc>
+      </w:tr>
+      <w:tr>
+        <w:tc>
+          <w:tcPr>
+            <w:tcW w:type="dxa" w:w="997"/>
+            <w:tcMar>
+              <w:top w:type="dxa" w:w="70"/>
+              <w:left w:type="dxa" w:w="90"/>
+              <w:bottom w:type="dxa" w:w="70"/>
+              <w:right w:type="dxa" w:w="90"/>
+            </w:tcMar>
+          </w:tcPr>
+          <w:p>
+            <w:pPr>
+              <w:spacing w:after="40"/>
+            </w:pPr>
+            <w:r>
+              <w:rPr>
+                <w:b w:val="false"/>
+                <w:bCs w:val="false"/>
+                <w:i w:val="false"/>
+                <w:iCs w:val="false"/>
+              </w:rPr>
+              <w:t xml:space="preserve">O5</w:t>
+            </w:r>
+          </w:p>
+        </w:tc>
+        <w:tc>
+          <w:tcPr>
+            <w:tcW w:type="dxa" w:w="3132"/>
+            <w:tcMar>
+              <w:top w:type="dxa" w:w="70"/>
+              <w:left w:type="dxa" w:w="90"/>
+              <w:bottom w:type="dxa" w:w="70"/>
+              <w:right w:type="dxa" w:w="90"/>
+            </w:tcMar>
+          </w:tcPr>
+          <w:p>
+            <w:pPr>
+              <w:spacing w:after="40"/>
+            </w:pPr>
+            <w:r>
+              <w:rPr>
+                <w:b w:val="false"/>
+                <w:bCs w:val="false"/>
+                <w:i w:val="false"/>
+                <w:iCs w:val="false"/>
+              </w:rPr>
+              <w:t xml:space="preserve">[g] : g, gu</w:t>
+            </w:r>
+          </w:p>
+        </w:tc>
+        <w:tc>
+          <w:tcPr>
+            <w:tcW w:type="dxa" w:w="5777"/>
+            <w:tcMar>
+              <w:top w:type="dxa" w:w="70"/>
+              <w:left w:type="dxa" w:w="90"/>
+              <w:bottom w:type="dxa" w:w="70"/>
+              <w:right w:type="dxa" w:w="90"/>
+            </w:tcMar>
+          </w:tcPr>
+          <w:p>
+            <w:pPr>
+              <w:spacing w:after="40"/>
+            </w:pPr>
+            <w:r>
+              <w:rPr>
+                <w:b w:val="false"/>
+                <w:bCs w:val="false"/>
+                <w:i w:val="false"/>
+                <w:iCs w:val="false"/>
+              </w:rPr>
+              <w:t xml:space="preserve">{O1, O2, O3, O4}</w:t>
+            </w:r>
+          </w:p>
+        </w:tc>
+      </w:tr>
+      <w:tr>
+        <w:tc>
+          <w:tcPr>
+            <w:tcW w:type="dxa" w:w="997"/>
+            <w:tcMar>
+              <w:top w:type="dxa" w:w="70"/>
+              <w:left w:type="dxa" w:w="90"/>
+              <w:bottom w:type="dxa" w:w="70"/>
+              <w:right w:type="dxa" w:w="90"/>
+            </w:tcMar>
+          </w:tcPr>
+          <w:p>
+            <w:pPr>
+              <w:spacing w:after="40"/>
+            </w:pPr>
+            <w:r>
+              <w:rPr>
+                <w:b w:val="false"/>
+                <w:bCs w:val="false"/>
+                <w:i w:val="false"/>
+                <w:iCs w:val="false"/>
+              </w:rPr>
+              <w:t xml:space="preserve">O6</w:t>
+            </w:r>
+          </w:p>
+        </w:tc>
+        <w:tc>
+          <w:tcPr>
+            <w:tcW w:type="dxa" w:w="3132"/>
+            <w:tcMar>
+              <w:top w:type="dxa" w:w="70"/>
+              <w:left w:type="dxa" w:w="90"/>
+              <w:bottom w:type="dxa" w:w="70"/>
+              <w:right w:type="dxa" w:w="90"/>
+            </w:tcMar>
+          </w:tcPr>
+          <w:p>
+            <w:pPr>
+              <w:spacing w:after="40"/>
+            </w:pPr>
+            <w:r>
+              <w:rPr>
+                <w:b w:val="false"/>
+                <w:bCs w:val="false"/>
+                <w:i w:val="false"/>
+                <w:iCs w:val="false"/>
+              </w:rPr>
+              <w:t xml:space="preserve">[j] et [wa]</w:t>
+            </w:r>
+          </w:p>
+        </w:tc>
+        <w:tc>
+          <w:tcPr>
+            <w:tcW w:type="dxa" w:w="5777"/>
+            <w:tcMar>
+              <w:top w:type="dxa" w:w="70"/>
+              <w:left w:type="dxa" w:w="90"/>
+              <w:bottom w:type="dxa" w:w="70"/>
+              <w:right w:type="dxa" w:w="90"/>
+            </w:tcMar>
+          </w:tcPr>
+          <w:p>
+            <w:pPr>
+              <w:spacing w:after="40"/>
+            </w:pPr>
+            <w:r>
+              <w:rPr>
+                <w:b w:val="false"/>
+                <w:bCs w:val="false"/>
+                <w:i w:val="false"/>
+                <w:iCs w:val="false"/>
+              </w:rPr>
+              <w:t xml:space="preserve">{O1, O2, O3, O4, O5}</w:t>
+            </w:r>
+          </w:p>
+        </w:tc>
+      </w:tr>
+    </w:tbl>
+    <w:p>
+      <w:pPr>
+        <w:spacing w:after="120"/>
+      </w:pPr>
+    </w:p>
+    <w:p>
+      <w:pPr>
+        <w:pStyle w:val="Heading1"/>
+        <w:spacing w:after="160" w:before="360"/>
+      </w:pPr>
+      <w:r>
+        <w:t xml:space="preserve">4. Contenu de chaque ceinture</w:t>
       </w:r>
     </w:p>
     <w:p>
       <w:pPr>
         <w:spacing w:after="160"/>
       </w:pPr>
+      <w:r>
+        <w:rPr>
+          <w:b/>
+          <w:bCs/>
+          <w:i w:val="false"/>
+          <w:iCs w:val="false"/>
+        </w:rPr>
+        <w:t xml:space="preserve">O1 — m devant m, b, p.</w:t>
+      </w:r>
       <w:r>
         <w:rPr>
           <w:b w:val="false"/>
@@ -737,7 +2081,893 @@
           <w:i w:val="false"/>
           <w:iCs w:val="false"/>
         </w:rPr>
-        <w:t xml:space="preserve">Pas de créneau dédié : les cartes tournent en autonomie pendant les temps de ceintures libérés, ou en remédiation ciblée quand une notion fragile est repérée chez un élève.</w:t>
+        <w:t xml:space="preserve"> Devant m, b, p, on écrit m (ampoule, tambour, emmener) ; ailleurs, n (ventre, monde). Exception à connaître : bonbon, bonbonne, néanmoins.</w:t>
+      </w:r>
+    </w:p>
+    <w:p>
+      <w:pPr>
+        <w:spacing w:after="160"/>
+      </w:pPr>
+      <w:r>
+        <w:rPr>
+          <w:b/>
+          <w:bCs/>
+          <w:i w:val="false"/>
+          <w:iCs w:val="false"/>
+        </w:rPr>
+        <w:t xml:space="preserve">O2 — Lettres finales muettes.</w:t>
+      </w:r>
+      <w:r>
+        <w:rPr>
+          <w:b w:val="false"/>
+          <w:bCs w:val="false"/>
+          <w:i w:val="false"/>
+          <w:iCs w:val="false"/>
+        </w:rPr>
+        <w:t xml:space="preserve"> Je cherche un mot de la même famille pour entendre la lettre muette (lait → laitier, galop → galoper, grand → grande). Quand aucun mot de la famille ne m'aide, je mémorise (Dispositif 6). Verrou : après V4.</w:t>
+      </w:r>
+    </w:p>
+    <w:p>
+      <w:pPr>
+        <w:spacing w:after="160"/>
+      </w:pPr>
+      <w:r>
+        <w:rPr>
+          <w:b/>
+          <w:bCs/>
+          <w:i w:val="false"/>
+          <w:iCs w:val="false"/>
+        </w:rPr>
+        <w:t xml:space="preserve">O3 — Le son [s].</w:t>
+      </w:r>
+      <w:r>
+        <w:rPr>
+          <w:b w:val="false"/>
+          <w:bCs w:val="false"/>
+          <w:i w:val="false"/>
+          <w:iCs w:val="false"/>
+        </w:rPr>
+        <w:t xml:space="preserve"> s au début du mot ; ss entre deux voyelles (poisson) ; s seul entre deux voyelles fait [z] (poison) ; c devant e, i, y (cerise, cinéma) ; ç devant a, o, u (garçon, reçu).</w:t>
+      </w:r>
+    </w:p>
+    <w:p>
+      <w:pPr>
+        <w:spacing w:after="160"/>
+      </w:pPr>
+      <w:r>
+        <w:rPr>
+          <w:b/>
+          <w:bCs/>
+          <w:i w:val="false"/>
+          <w:iCs w:val="false"/>
+        </w:rPr>
+        <w:t xml:space="preserve">O4 — Le son [k].</w:t>
+      </w:r>
+      <w:r>
+        <w:rPr>
+          <w:b w:val="false"/>
+          <w:bCs w:val="false"/>
+          <w:i w:val="false"/>
+          <w:iCs w:val="false"/>
+        </w:rPr>
+        <w:t xml:space="preserve"> c devant a, o, u et devant une consonne (cabane, cube, crabe) ; qu devant e, i (quille, banquet) ; k dans quelques mots (kangourou, kilo).</w:t>
+      </w:r>
+    </w:p>
+    <w:p>
+      <w:pPr>
+        <w:spacing w:after="160"/>
+      </w:pPr>
+      <w:r>
+        <w:rPr>
+          <w:b/>
+          <w:bCs/>
+          <w:i w:val="false"/>
+          <w:iCs w:val="false"/>
+        </w:rPr>
+        <w:t xml:space="preserve">O5 — Le son [g].</w:t>
+      </w:r>
+      <w:r>
+        <w:rPr>
+          <w:b w:val="false"/>
+          <w:bCs w:val="false"/>
+          <w:i w:val="false"/>
+          <w:iCs w:val="false"/>
+        </w:rPr>
+        <w:t xml:space="preserve"> g devant a, o, u (gare, gomme) ; gu devant e, i (guitare, bague). Rappel : g devant e, i fait [ʒ] (girafe) ; pour garder [ʒ] devant a, o, u, on écrit ge (nous mangeons, un pigeon).</w:t>
+      </w:r>
+    </w:p>
+    <w:p>
+      <w:pPr>
+        <w:spacing w:after="160"/>
+      </w:pPr>
+      <w:r>
+        <w:rPr>
+          <w:b/>
+          <w:bCs/>
+          <w:i w:val="false"/>
+          <w:iCs w:val="false"/>
+        </w:rPr>
+        <w:t xml:space="preserve">O6 — [j] et [wa].</w:t>
+      </w:r>
+      <w:r>
+        <w:rPr>
+          <w:b w:val="false"/>
+          <w:bCs w:val="false"/>
+          <w:i w:val="false"/>
+          <w:iCs w:val="false"/>
+        </w:rPr>
+        <w:t xml:space="preserve"> ill après une voyelle (paille, feuille) ; ille ou y selon les mots (fille, crayon) ; y entre deux voyelles vaut deux i (crayon = crai-ion). [wa] s'écrit oi (roi) ; oy devant une voyelle (voyage, royaume).</w:t>
+      </w:r>
+    </w:p>
+    <w:p>
+      <w:pPr>
+        <w:pStyle w:val="Heading1"/>
+        <w:spacing w:after="160" w:before="360"/>
+      </w:pPr>
+      <w:r>
+        <w:t xml:space="preserve">5. Usage du support selon l'étape</w:t>
+      </w:r>
+    </w:p>
+    <w:tbl>
+      <w:tblPr>
+        <w:tblW w:type="dxa" w:w="9906"/>
+        <w:tblBorders>
+          <w:top w:val="single" w:color="auto" w:sz="4"/>
+          <w:left w:val="single" w:color="auto" w:sz="4"/>
+          <w:bottom w:val="single" w:color="auto" w:sz="4"/>
+          <w:right w:val="single" w:color="auto" w:sz="4"/>
+          <w:insideH w:val="single" w:color="auto" w:sz="4"/>
+          <w:insideV w:val="single" w:color="auto" w:sz="4"/>
+        </w:tblBorders>
+      </w:tblPr>
+      <w:tblGrid>
+        <w:gridCol w:w="2670"/>
+        <w:gridCol w:w="3763"/>
+        <w:gridCol w:w="3473"/>
+      </w:tblGrid>
+      <w:tr>
+        <w:trPr>
+          <w:tblHeader/>
+        </w:trPr>
+        <w:tc>
+          <w:tcPr>
+            <w:tcW w:type="dxa" w:w="2670"/>
+            <w:shd w:fill="D9E2F3" w:val="clear"/>
+            <w:tcMar>
+              <w:top w:type="dxa" w:w="70"/>
+              <w:left w:type="dxa" w:w="90"/>
+              <w:bottom w:type="dxa" w:w="70"/>
+              <w:right w:type="dxa" w:w="90"/>
+            </w:tcMar>
+          </w:tcPr>
+          <w:p>
+            <w:pPr>
+              <w:spacing w:after="40"/>
+            </w:pPr>
+            <w:r>
+              <w:rPr>
+                <w:b/>
+                <w:bCs/>
+                <w:i w:val="false"/>
+                <w:iCs w:val="false"/>
+              </w:rPr>
+              <w:t xml:space="preserve">Étape</w:t>
+            </w:r>
+          </w:p>
+        </w:tc>
+        <w:tc>
+          <w:tcPr>
+            <w:tcW w:type="dxa" w:w="3763"/>
+            <w:shd w:fill="D9E2F3" w:val="clear"/>
+            <w:tcMar>
+              <w:top w:type="dxa" w:w="70"/>
+              <w:left w:type="dxa" w:w="90"/>
+              <w:bottom w:type="dxa" w:w="70"/>
+              <w:right w:type="dxa" w:w="90"/>
+            </w:tcMar>
+          </w:tcPr>
+          <w:p>
+            <w:pPr>
+              <w:spacing w:after="40"/>
+            </w:pPr>
+            <w:r>
+              <w:rPr>
+                <w:b/>
+                <w:bCs/>
+                <w:i w:val="false"/>
+                <w:iCs w:val="false"/>
+              </w:rPr>
+              <w:t xml:space="preserve">Support</w:t>
+            </w:r>
+          </w:p>
+        </w:tc>
+        <w:tc>
+          <w:tcPr>
+            <w:tcW w:type="dxa" w:w="3473"/>
+            <w:shd w:fill="D9E2F3" w:val="clear"/>
+            <w:tcMar>
+              <w:top w:type="dxa" w:w="70"/>
+              <w:left w:type="dxa" w:w="90"/>
+              <w:bottom w:type="dxa" w:w="70"/>
+              <w:right w:type="dxa" w:w="90"/>
+            </w:tcMar>
+          </w:tcPr>
+          <w:p>
+            <w:pPr>
+              <w:spacing w:after="40"/>
+            </w:pPr>
+            <w:r>
+              <w:rPr>
+                <w:b/>
+                <w:bCs/>
+                <w:i w:val="false"/>
+                <w:iCs w:val="false"/>
+              </w:rPr>
+              <w:t xml:space="preserve">Justification</w:t>
+            </w:r>
+          </w:p>
+        </w:tc>
+      </w:tr>
+      <w:tr>
+        <w:tc>
+          <w:tcPr>
+            <w:tcW w:type="dxa" w:w="2670"/>
+            <w:tcMar>
+              <w:top w:type="dxa" w:w="70"/>
+              <w:left w:type="dxa" w:w="90"/>
+              <w:bottom w:type="dxa" w:w="70"/>
+              <w:right w:type="dxa" w:w="90"/>
+            </w:tcMar>
+          </w:tcPr>
+          <w:p>
+            <w:pPr>
+              <w:spacing w:after="40"/>
+            </w:pPr>
+            <w:r>
+              <w:rPr>
+                <w:b w:val="false"/>
+                <w:bCs w:val="false"/>
+                <w:i w:val="false"/>
+                <w:iCs w:val="false"/>
+              </w:rPr>
+              <w:t xml:space="preserve">Observation et trace</w:t>
+            </w:r>
+          </w:p>
+        </w:tc>
+        <w:tc>
+          <w:tcPr>
+            <w:tcW w:type="dxa" w:w="3763"/>
+            <w:tcMar>
+              <w:top w:type="dxa" w:w="70"/>
+              <w:left w:type="dxa" w:w="90"/>
+              <w:bottom w:type="dxa" w:w="70"/>
+              <w:right w:type="dxa" w:w="90"/>
+            </w:tcMar>
+          </w:tcPr>
+          <w:p>
+            <w:pPr>
+              <w:spacing w:after="40"/>
+            </w:pPr>
+            <w:r>
+              <w:rPr>
+                <w:b w:val="false"/>
+                <w:bCs w:val="false"/>
+                <w:i w:val="false"/>
+                <w:iCs w:val="false"/>
+              </w:rPr>
+              <w:t xml:space="preserve">Carte mentale construite collectivement, affichée</w:t>
+            </w:r>
+          </w:p>
+        </w:tc>
+        <w:tc>
+          <w:tcPr>
+            <w:tcW w:type="dxa" w:w="3473"/>
+            <w:tcMar>
+              <w:top w:type="dxa" w:w="70"/>
+              <w:left w:type="dxa" w:w="90"/>
+              <w:bottom w:type="dxa" w:w="70"/>
+              <w:right w:type="dxa" w:w="90"/>
+            </w:tcMar>
+          </w:tcPr>
+          <w:p>
+            <w:pPr>
+              <w:spacing w:after="40"/>
+            </w:pPr>
+            <w:r>
+              <w:rPr>
+                <w:b w:val="false"/>
+                <w:bCs w:val="false"/>
+                <w:i w:val="false"/>
+                <w:iCs w:val="false"/>
+              </w:rPr>
+              <w:t xml:space="preserve">C'est l'objet même de l'étape</w:t>
+            </w:r>
+          </w:p>
+        </w:tc>
+      </w:tr>
+      <w:tr>
+        <w:tc>
+          <w:tcPr>
+            <w:tcW w:type="dxa" w:w="2670"/>
+            <w:tcMar>
+              <w:top w:type="dxa" w:w="70"/>
+              <w:left w:type="dxa" w:w="90"/>
+              <w:bottom w:type="dxa" w:w="70"/>
+              <w:right w:type="dxa" w:w="90"/>
+            </w:tcMar>
+          </w:tcPr>
+          <w:p>
+            <w:pPr>
+              <w:spacing w:after="40"/>
+            </w:pPr>
+            <w:r>
+              <w:rPr>
+                <w:b w:val="false"/>
+                <w:bCs w:val="false"/>
+                <w:i w:val="false"/>
+                <w:iCs w:val="false"/>
+              </w:rPr>
+              <w:t xml:space="preserve">Entraînement collectif et ciblé</w:t>
+            </w:r>
+          </w:p>
+        </w:tc>
+        <w:tc>
+          <w:tcPr>
+            <w:tcW w:type="dxa" w:w="3763"/>
+            <w:tcMar>
+              <w:top w:type="dxa" w:w="70"/>
+              <w:left w:type="dxa" w:w="90"/>
+              <w:bottom w:type="dxa" w:w="70"/>
+              <w:right w:type="dxa" w:w="90"/>
+            </w:tcMar>
+          </w:tcPr>
+          <w:p>
+            <w:pPr>
+              <w:spacing w:after="40"/>
+            </w:pPr>
+            <w:r>
+              <w:rPr>
+                <w:b w:val="false"/>
+                <w:bCs w:val="false"/>
+                <w:i w:val="false"/>
+                <w:iCs w:val="false"/>
+              </w:rPr>
+              <w:t xml:space="preserve">Affichage au mur ; jeux de cartes</w:t>
+            </w:r>
+          </w:p>
+        </w:tc>
+        <w:tc>
+          <w:tcPr>
+            <w:tcW w:type="dxa" w:w="3473"/>
+            <w:tcMar>
+              <w:top w:type="dxa" w:w="70"/>
+              <w:left w:type="dxa" w:w="90"/>
+              <w:bottom w:type="dxa" w:w="70"/>
+              <w:right w:type="dxa" w:w="90"/>
+            </w:tcMar>
+          </w:tcPr>
+          <w:p>
+            <w:pPr>
+              <w:spacing w:after="40"/>
+            </w:pPr>
+            <w:r>
+              <w:rPr>
+                <w:b w:val="false"/>
+                <w:bCs w:val="false"/>
+                <w:i w:val="false"/>
+                <w:iCs w:val="false"/>
+              </w:rPr>
+              <w:t xml:space="preserve">Réactivation guidée</w:t>
+            </w:r>
+          </w:p>
+        </w:tc>
+      </w:tr>
+      <w:tr>
+        <w:tc>
+          <w:tcPr>
+            <w:tcW w:type="dxa" w:w="2670"/>
+            <w:tcMar>
+              <w:top w:type="dxa" w:w="70"/>
+              <w:left w:type="dxa" w:w="90"/>
+              <w:bottom w:type="dxa" w:w="70"/>
+              <w:right w:type="dxa" w:w="90"/>
+            </w:tcMar>
+          </w:tcPr>
+          <w:p>
+            <w:pPr>
+              <w:spacing w:after="40"/>
+            </w:pPr>
+            <w:r>
+              <w:rPr>
+                <w:b w:val="false"/>
+                <w:bCs w:val="false"/>
+                <w:i w:val="false"/>
+                <w:iCs w:val="false"/>
+              </w:rPr>
+              <w:t xml:space="preserve">Test ciblé (validation)</w:t>
+            </w:r>
+          </w:p>
+        </w:tc>
+        <w:tc>
+          <w:tcPr>
+            <w:tcW w:type="dxa" w:w="3763"/>
+            <w:tcMar>
+              <w:top w:type="dxa" w:w="70"/>
+              <w:left w:type="dxa" w:w="90"/>
+              <w:bottom w:type="dxa" w:w="70"/>
+              <w:right w:type="dxa" w:w="90"/>
+            </w:tcMar>
+          </w:tcPr>
+          <w:p>
+            <w:pPr>
+              <w:spacing w:after="40"/>
+            </w:pPr>
+            <w:r>
+              <w:rPr>
+                <w:b w:val="false"/>
+                <w:bCs w:val="false"/>
+                <w:i w:val="false"/>
+                <w:iCs w:val="false"/>
+              </w:rPr>
+              <w:t xml:space="preserve">Sans support, aucune exception</w:t>
+            </w:r>
+          </w:p>
+        </w:tc>
+        <w:tc>
+          <w:tcPr>
+            <w:tcW w:type="dxa" w:w="3473"/>
+            <w:tcMar>
+              <w:top w:type="dxa" w:w="70"/>
+              <w:left w:type="dxa" w:w="90"/>
+              <w:bottom w:type="dxa" w:w="70"/>
+              <w:right w:type="dxa" w:w="90"/>
+            </w:tcMar>
+          </w:tcPr>
+          <w:p>
+            <w:pPr>
+              <w:spacing w:after="40"/>
+            </w:pPr>
+            <w:r>
+              <w:rPr>
+                <w:b w:val="false"/>
+                <w:bCs w:val="false"/>
+                <w:i w:val="false"/>
+                <w:iCs w:val="false"/>
+              </w:rPr>
+              <w:t xml:space="preserve">La ceinture atteste une compétence autonome</w:t>
+            </w:r>
+          </w:p>
+        </w:tc>
+      </w:tr>
+      <w:tr>
+        <w:tc>
+          <w:tcPr>
+            <w:tcW w:type="dxa" w:w="2670"/>
+            <w:tcMar>
+              <w:top w:type="dxa" w:w="70"/>
+              <w:left w:type="dxa" w:w="90"/>
+              <w:bottom w:type="dxa" w:w="70"/>
+              <w:right w:type="dxa" w:w="90"/>
+            </w:tcMar>
+          </w:tcPr>
+          <w:p>
+            <w:pPr>
+              <w:spacing w:after="40"/>
+            </w:pPr>
+            <w:r>
+              <w:rPr>
+                <w:b w:val="false"/>
+                <w:bCs w:val="false"/>
+                <w:i w:val="false"/>
+                <w:iCs w:val="false"/>
+              </w:rPr>
+              <w:t xml:space="preserve">Remédiations et spiralé</w:t>
+            </w:r>
+          </w:p>
+        </w:tc>
+        <w:tc>
+          <w:tcPr>
+            <w:tcW w:type="dxa" w:w="3763"/>
+            <w:tcMar>
+              <w:top w:type="dxa" w:w="70"/>
+              <w:left w:type="dxa" w:w="90"/>
+              <w:bottom w:type="dxa" w:w="70"/>
+              <w:right w:type="dxa" w:w="90"/>
+            </w:tcMar>
+          </w:tcPr>
+          <w:p>
+            <w:pPr>
+              <w:spacing w:after="40"/>
+            </w:pPr>
+            <w:r>
+              <w:rPr>
+                <w:b w:val="false"/>
+                <w:bCs w:val="false"/>
+                <w:i w:val="false"/>
+                <w:iCs w:val="false"/>
+              </w:rPr>
+              <w:t xml:space="preserve">Affichage au mur</w:t>
+            </w:r>
+          </w:p>
+        </w:tc>
+        <w:tc>
+          <w:tcPr>
+            <w:tcW w:type="dxa" w:w="3473"/>
+            <w:tcMar>
+              <w:top w:type="dxa" w:w="70"/>
+              <w:left w:type="dxa" w:w="90"/>
+              <w:bottom w:type="dxa" w:w="70"/>
+              <w:right w:type="dxa" w:w="90"/>
+            </w:tcMar>
+          </w:tcPr>
+          <w:p>
+            <w:pPr>
+              <w:spacing w:after="40"/>
+            </w:pPr>
+            <w:r>
+              <w:rPr>
+                <w:b w:val="false"/>
+                <w:bCs w:val="false"/>
+                <w:i w:val="false"/>
+                <w:iCs w:val="false"/>
+              </w:rPr>
+              <w:t xml:space="preserve">Reprise guidée, rebrassage sans réévaluation</w:t>
+            </w:r>
+          </w:p>
+        </w:tc>
+      </w:tr>
+      <w:tr>
+        <w:tc>
+          <w:tcPr>
+            <w:tcW w:type="dxa" w:w="2670"/>
+            <w:tcMar>
+              <w:top w:type="dxa" w:w="70"/>
+              <w:left w:type="dxa" w:w="90"/>
+              <w:bottom w:type="dxa" w:w="70"/>
+              <w:right w:type="dxa" w:w="90"/>
+            </w:tcMar>
+          </w:tcPr>
+          <w:p>
+            <w:pPr>
+              <w:spacing w:after="40"/>
+            </w:pPr>
+            <w:r>
+              <w:rPr>
+                <w:b w:val="false"/>
+                <w:bCs w:val="false"/>
+                <w:i w:val="false"/>
+                <w:iCs w:val="false"/>
+              </w:rPr>
+              <w:t xml:space="preserve">Fiches maison</w:t>
+            </w:r>
+          </w:p>
+        </w:tc>
+        <w:tc>
+          <w:tcPr>
+            <w:tcW w:type="dxa" w:w="3763"/>
+            <w:tcMar>
+              <w:top w:type="dxa" w:w="70"/>
+              <w:left w:type="dxa" w:w="90"/>
+              <w:bottom w:type="dxa" w:w="70"/>
+              <w:right w:type="dxa" w:w="90"/>
+            </w:tcMar>
+          </w:tcPr>
+          <w:p>
+            <w:pPr>
+              <w:spacing w:after="40"/>
+            </w:pPr>
+            <w:r>
+              <w:rPr>
+                <w:b w:val="false"/>
+                <w:bCs w:val="false"/>
+                <w:i w:val="false"/>
+                <w:iCs w:val="false"/>
+              </w:rPr>
+              <w:t xml:space="preserve">Rappel imprimé en haut de la fiche</w:t>
+            </w:r>
+          </w:p>
+        </w:tc>
+        <w:tc>
+          <w:tcPr>
+            <w:tcW w:type="dxa" w:w="3473"/>
+            <w:tcMar>
+              <w:top w:type="dxa" w:w="70"/>
+              <w:left w:type="dxa" w:w="90"/>
+              <w:bottom w:type="dxa" w:w="70"/>
+              <w:right w:type="dxa" w:w="90"/>
+            </w:tcMar>
+          </w:tcPr>
+          <w:p>
+            <w:pPr>
+              <w:spacing w:after="40"/>
+            </w:pPr>
+            <w:r>
+              <w:rPr>
+                <w:b w:val="false"/>
+                <w:bCs w:val="false"/>
+                <w:i w:val="false"/>
+                <w:iCs w:val="false"/>
+              </w:rPr>
+              <w:t xml:space="preserve">Travail sans l'enseignant</w:t>
+            </w:r>
+          </w:p>
+        </w:tc>
+      </w:tr>
+    </w:tbl>
+    <w:p>
+      <w:pPr>
+        <w:spacing w:after="120"/>
+      </w:pPr>
+    </w:p>
+    <w:p>
+      <w:pPr>
+        <w:pStyle w:val="Heading1"/>
+        <w:spacing w:after="160" w:before="360"/>
+      </w:pPr>
+      <w:r>
+        <w:t xml:space="preserve">6. Code couleur et matériel</w:t>
+      </w:r>
+    </w:p>
+    <w:p>
+      <w:pPr>
+        <w:pStyle w:val="ListParagraph"/>
+        <w:numPr>
+          <w:ilvl w:val="0"/>
+          <w:numId w:val="2"/>
+        </w:numPr>
+        <w:spacing w:after="100"/>
+      </w:pPr>
+      <w:r>
+        <w:rPr>
+          <w:b w:val="false"/>
+          <w:bCs w:val="false"/>
+          <w:i w:val="false"/>
+          <w:iCs w:val="false"/>
+        </w:rPr>
+        <w:t xml:space="preserve">Code couleur : la lettre ou le groupe de lettres étudié est surligné en jaune ; la lettre qui décide (celle qui suit) est entourée.</w:t>
+      </w:r>
+    </w:p>
+    <w:p>
+      <w:pPr>
+        <w:pStyle w:val="ListParagraph"/>
+        <w:numPr>
+          <w:ilvl w:val="0"/>
+          <w:numId w:val="2"/>
+        </w:numPr>
+        <w:spacing w:after="100"/>
+      </w:pPr>
+      <w:r>
+        <w:rPr>
+          <w:b w:val="false"/>
+          <w:bCs w:val="false"/>
+          <w:i w:val="false"/>
+          <w:iCs w:val="false"/>
+        </w:rPr>
+        <w:t xml:space="preserve">Kit universel : un sachet « Orthographe » par ceinture (cartes-lettres m / n, s / ss / c / ç, c / qu / k, g / gu / ge, ill / y, oi / oy), à ajouter au « Kit universel d'étiquettes — CM1 ».</w:t>
+      </w:r>
+    </w:p>
+    <w:p>
+      <w:pPr>
+        <w:pStyle w:val="ListParagraph"/>
+        <w:numPr>
+          <w:ilvl w:val="0"/>
+          <w:numId w:val="2"/>
+        </w:numPr>
+        <w:spacing w:after="100"/>
+      </w:pPr>
+      <w:r>
+        <w:rPr>
+          <w:b w:val="false"/>
+          <w:bCs w:val="false"/>
+          <w:i w:val="false"/>
+          <w:iCs w:val="false"/>
+        </w:rPr>
+        <w:t xml:space="preserve">Cahier de progrès : fiche « O - cahier de progrès » (ceintures O1 à O6).</w:t>
+      </w:r>
+    </w:p>
+    <w:p>
+      <w:pPr>
+        <w:pStyle w:val="Heading1"/>
+        <w:spacing w:after="160" w:before="360"/>
+      </w:pPr>
+      <w:r>
+        <w:t xml:space="preserve">7. Articulation avec les autres dispositifs</w:t>
+      </w:r>
+    </w:p>
+    <w:p>
+      <w:pPr>
+        <w:pStyle w:val="ListParagraph"/>
+        <w:numPr>
+          <w:ilvl w:val="0"/>
+          <w:numId w:val="2"/>
+        </w:numPr>
+        <w:spacing w:after="100"/>
+      </w:pPr>
+      <w:r>
+        <w:rPr>
+          <w:b/>
+          <w:bCs/>
+          <w:i w:val="false"/>
+          <w:iCs w:val="false"/>
+        </w:rPr>
+        <w:t xml:space="preserve">Dispositif 4 (Vocabulaire)</w:t>
+      </w:r>
+      <w:r>
+        <w:rPr>
+          <w:b w:val="false"/>
+          <w:bCs w:val="false"/>
+          <w:i w:val="false"/>
+          <w:iCs w:val="false"/>
+        </w:rPr>
+        <w:t xml:space="preserve"> : O2 s'appuie sur V4 (familles de mots). La dérivation, les préfixes et les suffixes restent en V3.</w:t>
+      </w:r>
+    </w:p>
+    <w:p>
+      <w:pPr>
+        <w:pStyle w:val="ListParagraph"/>
+        <w:numPr>
+          <w:ilvl w:val="0"/>
+          <w:numId w:val="2"/>
+        </w:numPr>
+        <w:spacing w:after="100"/>
+      </w:pPr>
+      <w:r>
+        <w:rPr>
+          <w:b/>
+          <w:bCs/>
+          <w:i w:val="false"/>
+          <w:iCs w:val="false"/>
+        </w:rPr>
+        <w:t xml:space="preserve">Dispositif 6 (Mémorisation, Leitner)</w:t>
+      </w:r>
+      <w:r>
+        <w:rPr>
+          <w:b w:val="false"/>
+          <w:bCs w:val="false"/>
+          <w:i w:val="false"/>
+          <w:iCs w:val="false"/>
+        </w:rPr>
+        <w:t xml:space="preserve"> : les mots rencontrés dans les ceintures O dont l'orthographe ne s'explique par aucune règle rejoignent le circuit de mémorisation.</w:t>
+      </w:r>
+    </w:p>
+    <w:p>
+      <w:pPr>
+        <w:pStyle w:val="ListParagraph"/>
+        <w:numPr>
+          <w:ilvl w:val="0"/>
+          <w:numId w:val="2"/>
+        </w:numPr>
+        <w:spacing w:after="100"/>
+      </w:pPr>
+      <w:r>
+        <w:rPr>
+          <w:b/>
+          <w:bCs/>
+          <w:i w:val="false"/>
+          <w:iCs w:val="false"/>
+        </w:rPr>
+        <w:t xml:space="preserve">Dispositif 1 bis (Homophones)</w:t>
+      </w:r>
+      <w:r>
+        <w:rPr>
+          <w:b w:val="false"/>
+          <w:bCs w:val="false"/>
+          <w:i w:val="false"/>
+          <w:iCs w:val="false"/>
+        </w:rPr>
+        <w:t xml:space="preserve"> : les homophones grammaticaux restent en H, pas en O.</w:t>
+      </w:r>
+    </w:p>
+    <w:p>
+      <w:pPr>
+        <w:pStyle w:val="ListParagraph"/>
+        <w:numPr>
+          <w:ilvl w:val="0"/>
+          <w:numId w:val="2"/>
+        </w:numPr>
+        <w:spacing w:after="100"/>
+      </w:pPr>
+      <w:r>
+        <w:rPr>
+          <w:b w:val="false"/>
+          <w:bCs w:val="false"/>
+          <w:i w:val="false"/>
+          <w:iCs w:val="false"/>
+        </w:rPr>
+        <w:t xml:space="preserve">Les jeux du pack CM1/CM2 sur le genre et le nombre, les accords dans le GN et l'accord sujet-verbe relèvent de la grammaire (G3, G5).</w:t>
+      </w:r>
+    </w:p>
+    <w:p>
+      <w:pPr>
+        <w:pStyle w:val="Heading1"/>
+        <w:spacing w:after="160" w:before="360"/>
+      </w:pPr>
+      <w:r>
+        <w:t xml:space="preserve">Points à trancher</w:t>
+      </w:r>
+    </w:p>
+    <w:p>
+      <w:pPr>
+        <w:pStyle w:val="ListParagraph"/>
+        <w:numPr>
+          <w:ilvl w:val="0"/>
+          <w:numId w:val="2"/>
+        </w:numPr>
+        <w:spacing w:after="100"/>
+      </w:pPr>
+      <w:r>
+        <w:rPr>
+          <w:b/>
+          <w:bCs/>
+          <w:i w:val="false"/>
+          <w:iCs w:val="false"/>
+        </w:rPr>
+        <w:t xml:space="preserve">Créneau</w:t>
+      </w:r>
+      <w:r>
+        <w:rPr>
+          <w:b w:val="false"/>
+          <w:bCs w:val="false"/>
+          <w:i w:val="false"/>
+          <w:iCs w:val="false"/>
+        </w:rPr>
+        <w:t xml:space="preserve"> : l'ancienne version ne prévoyait pas de créneau dédié. Le parcours à ceintures demande 30 min pour l'entraînement collectif et 15 min par fiche : à placer, par exemple, à côté de la dictée hebdomadaire.</w:t>
+      </w:r>
+    </w:p>
+    <w:p>
+      <w:pPr>
+        <w:pStyle w:val="ListParagraph"/>
+        <w:numPr>
+          <w:ilvl w:val="0"/>
+          <w:numId w:val="2"/>
+        </w:numPr>
+        <w:spacing w:after="100"/>
+      </w:pPr>
+      <w:r>
+        <w:rPr>
+          <w:b/>
+          <w:bCs/>
+          <w:i w:val="false"/>
+          <w:iCs w:val="false"/>
+        </w:rPr>
+        <w:t xml:space="preserve">Ceinture de transfert</w:t>
+      </w:r>
+      <w:r>
+        <w:rPr>
+          <w:b w:val="false"/>
+          <w:bCs w:val="false"/>
+          <w:i w:val="false"/>
+          <w:iCs w:val="false"/>
+        </w:rPr>
+        <w:t xml:space="preserve"> : une ceinture O7 (Marron) de transfert en dictée, sur le modèle de H8 et de C8, pourrait clore la série.</w:t>
+      </w:r>
+    </w:p>
+    <w:p>
+      <w:pPr>
+        <w:pStyle w:val="ListParagraph"/>
+        <w:numPr>
+          <w:ilvl w:val="0"/>
+          <w:numId w:val="2"/>
+        </w:numPr>
+        <w:spacing w:after="100"/>
+      </w:pPr>
+      <w:r>
+        <w:rPr>
+          <w:b/>
+          <w:bCs/>
+          <w:i w:val="false"/>
+          <w:iCs w:val="false"/>
+        </w:rPr>
+        <w:t xml:space="preserve">Compétences du pack sans ceinture</w:t>
+      </w:r>
+      <w:r>
+        <w:rPr>
+          <w:b w:val="false"/>
+          <w:bCs w:val="false"/>
+          <w:i w:val="false"/>
+          <w:iCs w:val="false"/>
+        </w:rPr>
+        <w:t xml:space="preserve"> : les noms en [e] / [té] (Ortho Mémo) et les mots en ac / af / ap (Les tournesols) restent hors ceintures.</w:t>
       </w:r>
     </w:p>
     <w:sectPr>

--- a/Documents explicatifs des dispositifs/Dispositif2_Orthographe_lexicale_CM1_avec_jeux.docx
+++ b/Documents explicatifs des dispositifs/Dispositif2_Orthographe_lexicale_CM1_avec_jeux.docx
@@ -2875,6 +2875,788 @@
           <w:iCs w:val="false"/>
         </w:rPr>
         <w:t xml:space="preserve">Les jeux du pack CM1/CM2 sur le genre et le nombre, les accords dans le GN et l'accord sujet-verbe relèvent de la grammaire (G3, G5).</w:t>
+      </w:r>
+    </w:p>
+    <w:p>
+      <w:pPr>
+        <w:pStyle w:val="Heading1"/>
+        <w:spacing w:after="160" w:before="360"/>
+      </w:pPr>
+      <w:r>
+        <w:t xml:space="preserve">8. En CM2 : les mêmes ceintures, approfondies</w:t>
+      </w:r>
+    </w:p>
+    <w:p>
+      <w:pPr>
+        <w:spacing w:after="160"/>
+      </w:pPr>
+      <w:r>
+        <w:rPr>
+          <w:b w:val="false"/>
+          <w:bCs w:val="false"/>
+          <w:i w:val="false"/>
+          <w:iCs w:val="false"/>
+        </w:rPr>
+        <w:t xml:space="preserve">Les ceintures O1 à O6 existent aussi en CM2, avec le même numéro, la même couleur et la même notion. L’observation et la trace écrite sont communes ; le CM2 ajoute un écran et des exercices, avec des mots plus difficiles, et passe son propre test (parcours inchangé, réussite 6/6). La carte mentale est complétée par un encadré « En CM2, j’apprends aussi ».</w:t>
+      </w:r>
+    </w:p>
+    <w:tbl>
+      <w:tblPr>
+        <w:tblW w:type="dxa" w:w="9906"/>
+        <w:tblBorders>
+          <w:top w:val="single" w:color="auto" w:sz="4"/>
+          <w:left w:val="single" w:color="auto" w:sz="4"/>
+          <w:bottom w:val="single" w:color="auto" w:sz="4"/>
+          <w:right w:val="single" w:color="auto" w:sz="4"/>
+          <w:insideH w:val="single" w:color="auto" w:sz="4"/>
+          <w:insideV w:val="single" w:color="auto" w:sz="4"/>
+        </w:tblBorders>
+      </w:tblPr>
+      <w:tblGrid>
+        <w:gridCol w:w="675"/>
+        <w:gridCol w:w="1236"/>
+        <w:gridCol w:w="2190"/>
+        <w:gridCol w:w="5805"/>
+      </w:tblGrid>
+      <w:tr>
+        <w:trPr>
+          <w:tblHeader/>
+        </w:trPr>
+        <w:tc>
+          <w:tcPr>
+            <w:tcW w:type="dxa" w:w="675"/>
+            <w:shd w:fill="D9E2F3" w:val="clear"/>
+            <w:tcMar>
+              <w:top w:type="dxa" w:w="70"/>
+              <w:left w:type="dxa" w:w="90"/>
+              <w:bottom w:type="dxa" w:w="70"/>
+              <w:right w:type="dxa" w:w="90"/>
+            </w:tcMar>
+          </w:tcPr>
+          <w:p>
+            <w:pPr>
+              <w:spacing w:after="40"/>
+            </w:pPr>
+            <w:r>
+              <w:rPr>
+                <w:b/>
+                <w:bCs/>
+                <w:i w:val="false"/>
+                <w:iCs w:val="false"/>
+              </w:rPr>
+              <w:t xml:space="preserve">N°</w:t>
+            </w:r>
+          </w:p>
+        </w:tc>
+        <w:tc>
+          <w:tcPr>
+            <w:tcW w:type="dxa" w:w="1236"/>
+            <w:shd w:fill="D9E2F3" w:val="clear"/>
+            <w:tcMar>
+              <w:top w:type="dxa" w:w="70"/>
+              <w:left w:type="dxa" w:w="90"/>
+              <w:bottom w:type="dxa" w:w="70"/>
+              <w:right w:type="dxa" w:w="90"/>
+            </w:tcMar>
+          </w:tcPr>
+          <w:p>
+            <w:pPr>
+              <w:spacing w:after="40"/>
+            </w:pPr>
+            <w:r>
+              <w:rPr>
+                <w:b/>
+                <w:bCs/>
+                <w:i w:val="false"/>
+                <w:iCs w:val="false"/>
+              </w:rPr>
+              <w:t xml:space="preserve">Couleur</w:t>
+            </w:r>
+          </w:p>
+        </w:tc>
+        <w:tc>
+          <w:tcPr>
+            <w:tcW w:type="dxa" w:w="2190"/>
+            <w:shd w:fill="D9E2F3" w:val="clear"/>
+            <w:tcMar>
+              <w:top w:type="dxa" w:w="70"/>
+              <w:left w:type="dxa" w:w="90"/>
+              <w:bottom w:type="dxa" w:w="70"/>
+              <w:right w:type="dxa" w:w="90"/>
+            </w:tcMar>
+          </w:tcPr>
+          <w:p>
+            <w:pPr>
+              <w:spacing w:after="40"/>
+            </w:pPr>
+            <w:r>
+              <w:rPr>
+                <w:b/>
+                <w:bCs/>
+                <w:i w:val="false"/>
+                <w:iCs w:val="false"/>
+              </w:rPr>
+              <w:t xml:space="preserve">Tronc commun (CM1)</w:t>
+            </w:r>
+          </w:p>
+        </w:tc>
+        <w:tc>
+          <w:tcPr>
+            <w:tcW w:type="dxa" w:w="5805"/>
+            <w:shd w:fill="D9E2F3" w:val="clear"/>
+            <w:tcMar>
+              <w:top w:type="dxa" w:w="70"/>
+              <w:left w:type="dxa" w:w="90"/>
+              <w:bottom w:type="dxa" w:w="70"/>
+              <w:right w:type="dxa" w:w="90"/>
+            </w:tcMar>
+          </w:tcPr>
+          <w:p>
+            <w:pPr>
+              <w:spacing w:after="40"/>
+            </w:pPr>
+            <w:r>
+              <w:rPr>
+                <w:b/>
+                <w:bCs/>
+                <w:i w:val="false"/>
+                <w:iCs w:val="false"/>
+              </w:rPr>
+              <w:t xml:space="preserve">En plus en CM2</w:t>
+            </w:r>
+          </w:p>
+        </w:tc>
+      </w:tr>
+      <w:tr>
+        <w:tc>
+          <w:tcPr>
+            <w:tcW w:type="dxa" w:w="675"/>
+            <w:tcMar>
+              <w:top w:type="dxa" w:w="70"/>
+              <w:left w:type="dxa" w:w="90"/>
+              <w:bottom w:type="dxa" w:w="70"/>
+              <w:right w:type="dxa" w:w="90"/>
+            </w:tcMar>
+          </w:tcPr>
+          <w:p>
+            <w:pPr>
+              <w:spacing w:after="40"/>
+            </w:pPr>
+            <w:r>
+              <w:rPr>
+                <w:b w:val="false"/>
+                <w:bCs w:val="false"/>
+                <w:i w:val="false"/>
+                <w:iCs w:val="false"/>
+              </w:rPr>
+              <w:t xml:space="preserve">O1</w:t>
+            </w:r>
+          </w:p>
+        </w:tc>
+        <w:tc>
+          <w:tcPr>
+            <w:tcW w:type="dxa" w:w="1236"/>
+            <w:tcMar>
+              <w:top w:type="dxa" w:w="70"/>
+              <w:left w:type="dxa" w:w="90"/>
+              <w:bottom w:type="dxa" w:w="70"/>
+              <w:right w:type="dxa" w:w="90"/>
+            </w:tcMar>
+          </w:tcPr>
+          <w:p>
+            <w:pPr>
+              <w:spacing w:after="40"/>
+            </w:pPr>
+            <w:r>
+              <w:rPr>
+                <w:b w:val="false"/>
+                <w:bCs w:val="false"/>
+                <w:i w:val="false"/>
+                <w:iCs w:val="false"/>
+              </w:rPr>
+              <w:t xml:space="preserve">Blanche</w:t>
+            </w:r>
+          </w:p>
+        </w:tc>
+        <w:tc>
+          <w:tcPr>
+            <w:tcW w:type="dxa" w:w="2190"/>
+            <w:tcMar>
+              <w:top w:type="dxa" w:w="70"/>
+              <w:left w:type="dxa" w:w="90"/>
+              <w:bottom w:type="dxa" w:w="70"/>
+              <w:right w:type="dxa" w:w="90"/>
+            </w:tcMar>
+          </w:tcPr>
+          <w:p>
+            <w:pPr>
+              <w:spacing w:after="40"/>
+            </w:pPr>
+            <w:r>
+              <w:rPr>
+                <w:b w:val="false"/>
+                <w:bCs w:val="false"/>
+                <w:i w:val="false"/>
+                <w:iCs w:val="false"/>
+              </w:rPr>
+              <w:t xml:space="preserve">m devant m, b, p</w:t>
+            </w:r>
+          </w:p>
+        </w:tc>
+        <w:tc>
+          <w:tcPr>
+            <w:tcW w:type="dxa" w:w="5805"/>
+            <w:tcMar>
+              <w:top w:type="dxa" w:w="70"/>
+              <w:left w:type="dxa" w:w="90"/>
+              <w:bottom w:type="dxa" w:w="70"/>
+              <w:right w:type="dxa" w:w="90"/>
+            </w:tcMar>
+          </w:tcPr>
+          <w:p>
+            <w:pPr>
+              <w:spacing w:after="40"/>
+            </w:pPr>
+            <w:r>
+              <w:rPr>
+                <w:b w:val="false"/>
+                <w:bCs w:val="false"/>
+                <w:i w:val="false"/>
+                <w:iCs w:val="false"/>
+              </w:rPr>
+              <w:t xml:space="preserve">Les préfixes em-, im- (emporter, impossible, immangeable)</w:t>
+            </w:r>
+          </w:p>
+        </w:tc>
+      </w:tr>
+      <w:tr>
+        <w:tc>
+          <w:tcPr>
+            <w:tcW w:type="dxa" w:w="675"/>
+            <w:tcMar>
+              <w:top w:type="dxa" w:w="70"/>
+              <w:left w:type="dxa" w:w="90"/>
+              <w:bottom w:type="dxa" w:w="70"/>
+              <w:right w:type="dxa" w:w="90"/>
+            </w:tcMar>
+          </w:tcPr>
+          <w:p>
+            <w:pPr>
+              <w:spacing w:after="40"/>
+            </w:pPr>
+            <w:r>
+              <w:rPr>
+                <w:b w:val="false"/>
+                <w:bCs w:val="false"/>
+                <w:i w:val="false"/>
+                <w:iCs w:val="false"/>
+              </w:rPr>
+              <w:t xml:space="preserve">O2</w:t>
+            </w:r>
+          </w:p>
+        </w:tc>
+        <w:tc>
+          <w:tcPr>
+            <w:tcW w:type="dxa" w:w="1236"/>
+            <w:tcMar>
+              <w:top w:type="dxa" w:w="70"/>
+              <w:left w:type="dxa" w:w="90"/>
+              <w:bottom w:type="dxa" w:w="70"/>
+              <w:right w:type="dxa" w:w="90"/>
+            </w:tcMar>
+          </w:tcPr>
+          <w:p>
+            <w:pPr>
+              <w:spacing w:after="40"/>
+            </w:pPr>
+            <w:r>
+              <w:rPr>
+                <w:b w:val="false"/>
+                <w:bCs w:val="false"/>
+                <w:i w:val="false"/>
+                <w:iCs w:val="false"/>
+              </w:rPr>
+              <w:t xml:space="preserve">Rose</w:t>
+            </w:r>
+          </w:p>
+        </w:tc>
+        <w:tc>
+          <w:tcPr>
+            <w:tcW w:type="dxa" w:w="2190"/>
+            <w:tcMar>
+              <w:top w:type="dxa" w:w="70"/>
+              <w:left w:type="dxa" w:w="90"/>
+              <w:bottom w:type="dxa" w:w="70"/>
+              <w:right w:type="dxa" w:w="90"/>
+            </w:tcMar>
+          </w:tcPr>
+          <w:p>
+            <w:pPr>
+              <w:spacing w:after="40"/>
+            </w:pPr>
+            <w:r>
+              <w:rPr>
+                <w:b w:val="false"/>
+                <w:bCs w:val="false"/>
+                <w:i w:val="false"/>
+                <w:iCs w:val="false"/>
+              </w:rPr>
+              <w:t xml:space="preserve">Lettres finales muettes</w:t>
+            </w:r>
+          </w:p>
+        </w:tc>
+        <w:tc>
+          <w:tcPr>
+            <w:tcW w:type="dxa" w:w="5805"/>
+            <w:tcMar>
+              <w:top w:type="dxa" w:w="70"/>
+              <w:left w:type="dxa" w:w="90"/>
+              <w:bottom w:type="dxa" w:w="70"/>
+              <w:right w:type="dxa" w:w="90"/>
+            </w:tcMar>
+          </w:tcPr>
+          <w:p>
+            <w:pPr>
+              <w:spacing w:after="40"/>
+            </w:pPr>
+            <w:r>
+              <w:rPr>
+                <w:b w:val="false"/>
+                <w:bCs w:val="false"/>
+                <w:i w:val="false"/>
+                <w:iCs w:val="false"/>
+              </w:rPr>
+              <w:t xml:space="preserve">Des familles moins évidentes (accroc → accrocher, respect → respecter, fusil → fusiller)</w:t>
+            </w:r>
+          </w:p>
+        </w:tc>
+      </w:tr>
+      <w:tr>
+        <w:tc>
+          <w:tcPr>
+            <w:tcW w:type="dxa" w:w="675"/>
+            <w:tcMar>
+              <w:top w:type="dxa" w:w="70"/>
+              <w:left w:type="dxa" w:w="90"/>
+              <w:bottom w:type="dxa" w:w="70"/>
+              <w:right w:type="dxa" w:w="90"/>
+            </w:tcMar>
+          </w:tcPr>
+          <w:p>
+            <w:pPr>
+              <w:spacing w:after="40"/>
+            </w:pPr>
+            <w:r>
+              <w:rPr>
+                <w:b w:val="false"/>
+                <w:bCs w:val="false"/>
+                <w:i w:val="false"/>
+                <w:iCs w:val="false"/>
+              </w:rPr>
+              <w:t xml:space="preserve">O3</w:t>
+            </w:r>
+          </w:p>
+        </w:tc>
+        <w:tc>
+          <w:tcPr>
+            <w:tcW w:type="dxa" w:w="1236"/>
+            <w:tcMar>
+              <w:top w:type="dxa" w:w="70"/>
+              <w:left w:type="dxa" w:w="90"/>
+              <w:bottom w:type="dxa" w:w="70"/>
+              <w:right w:type="dxa" w:w="90"/>
+            </w:tcMar>
+          </w:tcPr>
+          <w:p>
+            <w:pPr>
+              <w:spacing w:after="40"/>
+            </w:pPr>
+            <w:r>
+              <w:rPr>
+                <w:b w:val="false"/>
+                <w:bCs w:val="false"/>
+                <w:i w:val="false"/>
+                <w:iCs w:val="false"/>
+              </w:rPr>
+              <w:t xml:space="preserve">Jaune</w:t>
+            </w:r>
+          </w:p>
+        </w:tc>
+        <w:tc>
+          <w:tcPr>
+            <w:tcW w:type="dxa" w:w="2190"/>
+            <w:tcMar>
+              <w:top w:type="dxa" w:w="70"/>
+              <w:left w:type="dxa" w:w="90"/>
+              <w:bottom w:type="dxa" w:w="70"/>
+              <w:right w:type="dxa" w:w="90"/>
+            </w:tcMar>
+          </w:tcPr>
+          <w:p>
+            <w:pPr>
+              <w:spacing w:after="40"/>
+            </w:pPr>
+            <w:r>
+              <w:rPr>
+                <w:b w:val="false"/>
+                <w:bCs w:val="false"/>
+                <w:i w:val="false"/>
+                <w:iCs w:val="false"/>
+              </w:rPr>
+              <w:t xml:space="preserve">Le son [s] : s, ss, c, ç</w:t>
+            </w:r>
+          </w:p>
+        </w:tc>
+        <w:tc>
+          <w:tcPr>
+            <w:tcW w:type="dxa" w:w="5805"/>
+            <w:tcMar>
+              <w:top w:type="dxa" w:w="70"/>
+              <w:left w:type="dxa" w:w="90"/>
+              <w:bottom w:type="dxa" w:w="70"/>
+              <w:right w:type="dxa" w:w="90"/>
+            </w:tcMar>
+          </w:tcPr>
+          <w:p>
+            <w:pPr>
+              <w:spacing w:after="40"/>
+            </w:pPr>
+            <w:r>
+              <w:rPr>
+                <w:b w:val="false"/>
+                <w:bCs w:val="false"/>
+                <w:i w:val="false"/>
+                <w:iCs w:val="false"/>
+              </w:rPr>
+              <w:t xml:space="preserve">t devant -ion (attention, opération)</w:t>
+            </w:r>
+          </w:p>
+        </w:tc>
+      </w:tr>
+      <w:tr>
+        <w:tc>
+          <w:tcPr>
+            <w:tcW w:type="dxa" w:w="675"/>
+            <w:tcMar>
+              <w:top w:type="dxa" w:w="70"/>
+              <w:left w:type="dxa" w:w="90"/>
+              <w:bottom w:type="dxa" w:w="70"/>
+              <w:right w:type="dxa" w:w="90"/>
+            </w:tcMar>
+          </w:tcPr>
+          <w:p>
+            <w:pPr>
+              <w:spacing w:after="40"/>
+            </w:pPr>
+            <w:r>
+              <w:rPr>
+                <w:b w:val="false"/>
+                <w:bCs w:val="false"/>
+                <w:i w:val="false"/>
+                <w:iCs w:val="false"/>
+              </w:rPr>
+              <w:t xml:space="preserve">O4</w:t>
+            </w:r>
+          </w:p>
+        </w:tc>
+        <w:tc>
+          <w:tcPr>
+            <w:tcW w:type="dxa" w:w="1236"/>
+            <w:tcMar>
+              <w:top w:type="dxa" w:w="70"/>
+              <w:left w:type="dxa" w:w="90"/>
+              <w:bottom w:type="dxa" w:w="70"/>
+              <w:right w:type="dxa" w:w="90"/>
+            </w:tcMar>
+          </w:tcPr>
+          <w:p>
+            <w:pPr>
+              <w:spacing w:after="40"/>
+            </w:pPr>
+            <w:r>
+              <w:rPr>
+                <w:b w:val="false"/>
+                <w:bCs w:val="false"/>
+                <w:i w:val="false"/>
+                <w:iCs w:val="false"/>
+              </w:rPr>
+              <w:t xml:space="preserve">Orange</w:t>
+            </w:r>
+          </w:p>
+        </w:tc>
+        <w:tc>
+          <w:tcPr>
+            <w:tcW w:type="dxa" w:w="2190"/>
+            <w:tcMar>
+              <w:top w:type="dxa" w:w="70"/>
+              <w:left w:type="dxa" w:w="90"/>
+              <w:bottom w:type="dxa" w:w="70"/>
+              <w:right w:type="dxa" w:w="90"/>
+            </w:tcMar>
+          </w:tcPr>
+          <w:p>
+            <w:pPr>
+              <w:spacing w:after="40"/>
+            </w:pPr>
+            <w:r>
+              <w:rPr>
+                <w:b w:val="false"/>
+                <w:bCs w:val="false"/>
+                <w:i w:val="false"/>
+                <w:iCs w:val="false"/>
+              </w:rPr>
+              <w:t xml:space="preserve">Le son [k] : c, qu, k</w:t>
+            </w:r>
+          </w:p>
+        </w:tc>
+        <w:tc>
+          <w:tcPr>
+            <w:tcW w:type="dxa" w:w="5805"/>
+            <w:tcMar>
+              <w:top w:type="dxa" w:w="70"/>
+              <w:left w:type="dxa" w:w="90"/>
+              <w:bottom w:type="dxa" w:w="70"/>
+              <w:right w:type="dxa" w:w="90"/>
+            </w:tcMar>
+          </w:tcPr>
+          <w:p>
+            <w:pPr>
+              <w:spacing w:after="40"/>
+            </w:pPr>
+            <w:r>
+              <w:rPr>
+                <w:b w:val="false"/>
+                <w:bCs w:val="false"/>
+                <w:i w:val="false"/>
+                <w:iCs w:val="false"/>
+              </w:rPr>
+              <w:t xml:space="preserve">ch et cc (chorale, orchestre, accord, occuper)</w:t>
+            </w:r>
+          </w:p>
+        </w:tc>
+      </w:tr>
+      <w:tr>
+        <w:tc>
+          <w:tcPr>
+            <w:tcW w:type="dxa" w:w="675"/>
+            <w:tcMar>
+              <w:top w:type="dxa" w:w="70"/>
+              <w:left w:type="dxa" w:w="90"/>
+              <w:bottom w:type="dxa" w:w="70"/>
+              <w:right w:type="dxa" w:w="90"/>
+            </w:tcMar>
+          </w:tcPr>
+          <w:p>
+            <w:pPr>
+              <w:spacing w:after="40"/>
+            </w:pPr>
+            <w:r>
+              <w:rPr>
+                <w:b w:val="false"/>
+                <w:bCs w:val="false"/>
+                <w:i w:val="false"/>
+                <w:iCs w:val="false"/>
+              </w:rPr>
+              <w:t xml:space="preserve">O5</w:t>
+            </w:r>
+          </w:p>
+        </w:tc>
+        <w:tc>
+          <w:tcPr>
+            <w:tcW w:type="dxa" w:w="1236"/>
+            <w:tcMar>
+              <w:top w:type="dxa" w:w="70"/>
+              <w:left w:type="dxa" w:w="90"/>
+              <w:bottom w:type="dxa" w:w="70"/>
+              <w:right w:type="dxa" w:w="90"/>
+            </w:tcMar>
+          </w:tcPr>
+          <w:p>
+            <w:pPr>
+              <w:spacing w:after="40"/>
+            </w:pPr>
+            <w:r>
+              <w:rPr>
+                <w:b w:val="false"/>
+                <w:bCs w:val="false"/>
+                <w:i w:val="false"/>
+                <w:iCs w:val="false"/>
+              </w:rPr>
+              <w:t xml:space="preserve">Verte</w:t>
+            </w:r>
+          </w:p>
+        </w:tc>
+        <w:tc>
+          <w:tcPr>
+            <w:tcW w:type="dxa" w:w="2190"/>
+            <w:tcMar>
+              <w:top w:type="dxa" w:w="70"/>
+              <w:left w:type="dxa" w:w="90"/>
+              <w:bottom w:type="dxa" w:w="70"/>
+              <w:right w:type="dxa" w:w="90"/>
+            </w:tcMar>
+          </w:tcPr>
+          <w:p>
+            <w:pPr>
+              <w:spacing w:after="40"/>
+            </w:pPr>
+            <w:r>
+              <w:rPr>
+                <w:b w:val="false"/>
+                <w:bCs w:val="false"/>
+                <w:i w:val="false"/>
+                <w:iCs w:val="false"/>
+              </w:rPr>
+              <w:t xml:space="preserve">Le son [g] : g, gu, ge</w:t>
+            </w:r>
+          </w:p>
+        </w:tc>
+        <w:tc>
+          <w:tcPr>
+            <w:tcW w:type="dxa" w:w="5805"/>
+            <w:tcMar>
+              <w:top w:type="dxa" w:w="70"/>
+              <w:left w:type="dxa" w:w="90"/>
+              <w:bottom w:type="dxa" w:w="70"/>
+              <w:right w:type="dxa" w:w="90"/>
+            </w:tcMar>
+          </w:tcPr>
+          <w:p>
+            <w:pPr>
+              <w:spacing w:after="40"/>
+            </w:pPr>
+            <w:r>
+              <w:rPr>
+                <w:b w:val="false"/>
+                <w:bCs w:val="false"/>
+                <w:i w:val="false"/>
+                <w:iCs w:val="false"/>
+              </w:rPr>
+              <w:t xml:space="preserve">Les verbes en -guer : le u reste (nous naviguons, il conjuguait)</w:t>
+            </w:r>
+          </w:p>
+        </w:tc>
+      </w:tr>
+      <w:tr>
+        <w:tc>
+          <w:tcPr>
+            <w:tcW w:type="dxa" w:w="675"/>
+            <w:tcMar>
+              <w:top w:type="dxa" w:w="70"/>
+              <w:left w:type="dxa" w:w="90"/>
+              <w:bottom w:type="dxa" w:w="70"/>
+              <w:right w:type="dxa" w:w="90"/>
+            </w:tcMar>
+          </w:tcPr>
+          <w:p>
+            <w:pPr>
+              <w:spacing w:after="40"/>
+            </w:pPr>
+            <w:r>
+              <w:rPr>
+                <w:b w:val="false"/>
+                <w:bCs w:val="false"/>
+                <w:i w:val="false"/>
+                <w:iCs w:val="false"/>
+              </w:rPr>
+              <w:t xml:space="preserve">O6</w:t>
+            </w:r>
+          </w:p>
+        </w:tc>
+        <w:tc>
+          <w:tcPr>
+            <w:tcW w:type="dxa" w:w="1236"/>
+            <w:tcMar>
+              <w:top w:type="dxa" w:w="70"/>
+              <w:left w:type="dxa" w:w="90"/>
+              <w:bottom w:type="dxa" w:w="70"/>
+              <w:right w:type="dxa" w:w="90"/>
+            </w:tcMar>
+          </w:tcPr>
+          <w:p>
+            <w:pPr>
+              <w:spacing w:after="40"/>
+            </w:pPr>
+            <w:r>
+              <w:rPr>
+                <w:b w:val="false"/>
+                <w:bCs w:val="false"/>
+                <w:i w:val="false"/>
+                <w:iCs w:val="false"/>
+              </w:rPr>
+              <w:t xml:space="preserve">Bleue</w:t>
+            </w:r>
+          </w:p>
+        </w:tc>
+        <w:tc>
+          <w:tcPr>
+            <w:tcW w:type="dxa" w:w="2190"/>
+            <w:tcMar>
+              <w:top w:type="dxa" w:w="70"/>
+              <w:left w:type="dxa" w:w="90"/>
+              <w:bottom w:type="dxa" w:w="70"/>
+              <w:right w:type="dxa" w:w="90"/>
+            </w:tcMar>
+          </w:tcPr>
+          <w:p>
+            <w:pPr>
+              <w:spacing w:after="40"/>
+            </w:pPr>
+            <w:r>
+              <w:rPr>
+                <w:b w:val="false"/>
+                <w:bCs w:val="false"/>
+                <w:i w:val="false"/>
+                <w:iCs w:val="false"/>
+              </w:rPr>
+              <w:t xml:space="preserve">ill / y ; oi / oy</w:t>
+            </w:r>
+          </w:p>
+        </w:tc>
+        <w:tc>
+          <w:tcPr>
+            <w:tcW w:type="dxa" w:w="5805"/>
+            <w:tcMar>
+              <w:top w:type="dxa" w:w="70"/>
+              <w:left w:type="dxa" w:w="90"/>
+              <w:bottom w:type="dxa" w:w="70"/>
+              <w:right w:type="dxa" w:w="90"/>
+            </w:tcMar>
+          </w:tcPr>
+          <w:p>
+            <w:pPr>
+              <w:spacing w:after="40"/>
+            </w:pPr>
+            <w:r>
+              <w:rPr>
+                <w:b w:val="false"/>
+                <w:bCs w:val="false"/>
+                <w:i w:val="false"/>
+                <w:iCs w:val="false"/>
+              </w:rPr>
+              <w:t xml:space="preserve">-eil / -eille, -ail / -aille, -ueil après c ou g (accueil, orgueil)</w:t>
+            </w:r>
+          </w:p>
+        </w:tc>
+      </w:tr>
+    </w:tbl>
+    <w:p>
+      <w:pPr>
+        <w:spacing w:after="120"/>
+      </w:pPr>
+    </w:p>
+    <w:p>
+      <w:pPr>
+        <w:spacing w:after="160"/>
+      </w:pPr>
+      <w:r>
+        <w:rPr>
+          <w:b w:val="false"/>
+          <w:bCs w:val="false"/>
+          <w:i w:val="false"/>
+          <w:iCs w:val="false"/>
+        </w:rPr>
+        <w:t xml:space="preserve">Le programme 2025 garde en CM2 le même objectif qu’en CM1 : écrire correctement les mots fréquents en s’appuyant sur les régularités et la formation des mots. Cahier de progrès : parcours C de la fiche « O - cahier de progrès ».</w:t>
       </w:r>
     </w:p>
     <w:p>

--- a/Documents explicatifs des dispositifs/Dispositif2_Orthographe_lexicale_CM1_avec_jeux.docx
+++ b/Documents explicatifs des dispositifs/Dispositif2_Orthographe_lexicale_CM1_avec_jeux.docx
@@ -2897,7 +2897,7 @@
           <w:i w:val="false"/>
           <w:iCs w:val="false"/>
         </w:rPr>
-        <w:t xml:space="preserve">Les ceintures O1 à O6 existent aussi en CM2, avec le même numéro, la même couleur et la même notion. L’observation et la trace écrite sont communes ; le CM2 ajoute un écran et des exercices, avec des mots plus difficiles, et passe son propre test (parcours inchangé, réussite 6/6). La carte mentale est complétée par un encadré « En CM2, j’apprends aussi ».</w:t>
+        <w:t xml:space="preserve">Les ceintures O1 à O6 existent aussi en CM2, avec le même numéro, la même couleur et la même notion. L’observation et la trace écrite sont communes ; le CM2 ajoute un écran et des exercices, avec des mots plus difficiles, et passe son propre test (parcours inchangé, réussite 6/6 ; chaque version compte 3 items sur le tronc commun et 3 items sur l’ajout CM2). La carte mentale est complétée par un encadré « En CM2, j’apprends aussi ».</w:t>
       </w:r>
     </w:p>
     <w:tbl>

--- a/Documents explicatifs des dispositifs/Dispositif2_Orthographe_lexicale_CM1_avec_jeux.docx
+++ b/Documents explicatifs des dispositifs/Dispositif2_Orthographe_lexicale_CM1_avec_jeux.docx
@@ -3657,6 +3657,688 @@
           <w:iCs w:val="false"/>
         </w:rPr>
         <w:t xml:space="preserve">Le programme 2025 garde en CM2 le même objectif qu’en CM1 : écrire correctement les mots fréquents en s’appuyant sur les régularités et la formation des mots. Cahier de progrès : parcours C de la fiche « O - cahier de progrès ».</w:t>
+      </w:r>
+    </w:p>
+    <w:p>
+      <w:pPr>
+        <w:pStyle w:val="Heading1"/>
+        <w:spacing w:after="160" w:before="360"/>
+      </w:pPr>
+      <w:r>
+        <w:t xml:space="preserve">9. En CE2 : les mêmes ceintures, en plus simple</w:t>
+      </w:r>
+    </w:p>
+    <w:p>
+      <w:pPr>
+        <w:spacing w:after="160"/>
+      </w:pPr>
+      <w:r>
+        <w:rPr>
+          <w:b w:val="false"/>
+          <w:bCs w:val="false"/>
+          <w:i w:val="false"/>
+          <w:iCs w:val="false"/>
+        </w:rPr>
+        <w:t xml:space="preserve">Les ceintures O1 à O6 existent aussi au CE2, avec le même numéro, la même couleur et la même notion, avec des mots plus simples. L’observation et la trace écrite sont communes ; un encadré « Au CE2, je retiens » complète la carte mentale. Test : 6 items sur le contenu CE2, réussite 6/6.</w:t>
+      </w:r>
+    </w:p>
+    <w:tbl>
+      <w:tblPr>
+        <w:tblW w:type="dxa" w:w="9906"/>
+        <w:tblBorders>
+          <w:top w:val="single" w:color="auto" w:sz="4"/>
+          <w:left w:val="single" w:color="auto" w:sz="4"/>
+          <w:bottom w:val="single" w:color="auto" w:sz="4"/>
+          <w:right w:val="single" w:color="auto" w:sz="4"/>
+          <w:insideH w:val="single" w:color="auto" w:sz="4"/>
+          <w:insideV w:val="single" w:color="auto" w:sz="4"/>
+        </w:tblBorders>
+      </w:tblPr>
+      <w:tblGrid>
+        <w:gridCol w:w="840"/>
+        <w:gridCol w:w="1538"/>
+        <w:gridCol w:w="7528"/>
+      </w:tblGrid>
+      <w:tr>
+        <w:trPr>
+          <w:tblHeader/>
+        </w:trPr>
+        <w:tc>
+          <w:tcPr>
+            <w:tcW w:type="dxa" w:w="840"/>
+            <w:shd w:fill="D9E2F3" w:val="clear"/>
+            <w:tcMar>
+              <w:top w:type="dxa" w:w="70"/>
+              <w:left w:type="dxa" w:w="90"/>
+              <w:bottom w:type="dxa" w:w="70"/>
+              <w:right w:type="dxa" w:w="90"/>
+            </w:tcMar>
+          </w:tcPr>
+          <w:p>
+            <w:pPr>
+              <w:spacing w:after="40"/>
+            </w:pPr>
+            <w:r>
+              <w:rPr>
+                <w:b/>
+                <w:bCs/>
+                <w:i w:val="false"/>
+                <w:iCs w:val="false"/>
+              </w:rPr>
+              <w:t xml:space="preserve">N°</w:t>
+            </w:r>
+          </w:p>
+        </w:tc>
+        <w:tc>
+          <w:tcPr>
+            <w:tcW w:type="dxa" w:w="1538"/>
+            <w:shd w:fill="D9E2F3" w:val="clear"/>
+            <w:tcMar>
+              <w:top w:type="dxa" w:w="70"/>
+              <w:left w:type="dxa" w:w="90"/>
+              <w:bottom w:type="dxa" w:w="70"/>
+              <w:right w:type="dxa" w:w="90"/>
+            </w:tcMar>
+          </w:tcPr>
+          <w:p>
+            <w:pPr>
+              <w:spacing w:after="40"/>
+            </w:pPr>
+            <w:r>
+              <w:rPr>
+                <w:b/>
+                <w:bCs/>
+                <w:i w:val="false"/>
+                <w:iCs w:val="false"/>
+              </w:rPr>
+              <w:t xml:space="preserve">Couleur</w:t>
+            </w:r>
+          </w:p>
+        </w:tc>
+        <w:tc>
+          <w:tcPr>
+            <w:tcW w:type="dxa" w:w="7528"/>
+            <w:shd w:fill="D9E2F3" w:val="clear"/>
+            <w:tcMar>
+              <w:top w:type="dxa" w:w="70"/>
+              <w:left w:type="dxa" w:w="90"/>
+              <w:bottom w:type="dxa" w:w="70"/>
+              <w:right w:type="dxa" w:w="90"/>
+            </w:tcMar>
+          </w:tcPr>
+          <w:p>
+            <w:pPr>
+              <w:spacing w:after="40"/>
+            </w:pPr>
+            <w:r>
+              <w:rPr>
+                <w:b/>
+                <w:bCs/>
+                <w:i w:val="false"/>
+                <w:iCs w:val="false"/>
+              </w:rPr>
+              <w:t xml:space="preserve">Au CE2</w:t>
+            </w:r>
+          </w:p>
+        </w:tc>
+      </w:tr>
+      <w:tr>
+        <w:tc>
+          <w:tcPr>
+            <w:tcW w:type="dxa" w:w="840"/>
+            <w:tcMar>
+              <w:top w:type="dxa" w:w="70"/>
+              <w:left w:type="dxa" w:w="90"/>
+              <w:bottom w:type="dxa" w:w="70"/>
+              <w:right w:type="dxa" w:w="90"/>
+            </w:tcMar>
+          </w:tcPr>
+          <w:p>
+            <w:pPr>
+              <w:spacing w:after="40"/>
+            </w:pPr>
+            <w:r>
+              <w:rPr>
+                <w:b w:val="false"/>
+                <w:bCs w:val="false"/>
+                <w:i w:val="false"/>
+                <w:iCs w:val="false"/>
+              </w:rPr>
+              <w:t xml:space="preserve">O1</w:t>
+            </w:r>
+          </w:p>
+        </w:tc>
+        <w:tc>
+          <w:tcPr>
+            <w:tcW w:type="dxa" w:w="1538"/>
+            <w:tcMar>
+              <w:top w:type="dxa" w:w="70"/>
+              <w:left w:type="dxa" w:w="90"/>
+              <w:bottom w:type="dxa" w:w="70"/>
+              <w:right w:type="dxa" w:w="90"/>
+            </w:tcMar>
+          </w:tcPr>
+          <w:p>
+            <w:pPr>
+              <w:spacing w:after="40"/>
+            </w:pPr>
+            <w:r>
+              <w:rPr>
+                <w:b w:val="false"/>
+                <w:bCs w:val="false"/>
+                <w:i w:val="false"/>
+                <w:iCs w:val="false"/>
+              </w:rPr>
+              <w:t xml:space="preserve">Blanche</w:t>
+            </w:r>
+          </w:p>
+        </w:tc>
+        <w:tc>
+          <w:tcPr>
+            <w:tcW w:type="dxa" w:w="7528"/>
+            <w:tcMar>
+              <w:top w:type="dxa" w:w="70"/>
+              <w:left w:type="dxa" w:w="90"/>
+              <w:bottom w:type="dxa" w:w="70"/>
+              <w:right w:type="dxa" w:w="90"/>
+            </w:tcMar>
+          </w:tcPr>
+          <w:p>
+            <w:pPr>
+              <w:spacing w:after="40"/>
+            </w:pPr>
+            <w:r>
+              <w:rPr>
+                <w:b w:val="false"/>
+                <w:bCs w:val="false"/>
+                <w:i w:val="false"/>
+                <w:iCs w:val="false"/>
+              </w:rPr>
+              <w:t xml:space="preserve">m devant m, b, p</w:t>
+            </w:r>
+          </w:p>
+        </w:tc>
+      </w:tr>
+      <w:tr>
+        <w:tc>
+          <w:tcPr>
+            <w:tcW w:type="dxa" w:w="840"/>
+            <w:tcMar>
+              <w:top w:type="dxa" w:w="70"/>
+              <w:left w:type="dxa" w:w="90"/>
+              <w:bottom w:type="dxa" w:w="70"/>
+              <w:right w:type="dxa" w:w="90"/>
+            </w:tcMar>
+          </w:tcPr>
+          <w:p>
+            <w:pPr>
+              <w:spacing w:after="40"/>
+            </w:pPr>
+            <w:r>
+              <w:rPr>
+                <w:b w:val="false"/>
+                <w:bCs w:val="false"/>
+                <w:i w:val="false"/>
+                <w:iCs w:val="false"/>
+              </w:rPr>
+              <w:t xml:space="preserve">O2</w:t>
+            </w:r>
+          </w:p>
+        </w:tc>
+        <w:tc>
+          <w:tcPr>
+            <w:tcW w:type="dxa" w:w="1538"/>
+            <w:tcMar>
+              <w:top w:type="dxa" w:w="70"/>
+              <w:left w:type="dxa" w:w="90"/>
+              <w:bottom w:type="dxa" w:w="70"/>
+              <w:right w:type="dxa" w:w="90"/>
+            </w:tcMar>
+          </w:tcPr>
+          <w:p>
+            <w:pPr>
+              <w:spacing w:after="40"/>
+            </w:pPr>
+            <w:r>
+              <w:rPr>
+                <w:b w:val="false"/>
+                <w:bCs w:val="false"/>
+                <w:i w:val="false"/>
+                <w:iCs w:val="false"/>
+              </w:rPr>
+              <w:t xml:space="preserve">Rose</w:t>
+            </w:r>
+          </w:p>
+        </w:tc>
+        <w:tc>
+          <w:tcPr>
+            <w:tcW w:type="dxa" w:w="7528"/>
+            <w:tcMar>
+              <w:top w:type="dxa" w:w="70"/>
+              <w:left w:type="dxa" w:w="90"/>
+              <w:bottom w:type="dxa" w:w="70"/>
+              <w:right w:type="dxa" w:w="90"/>
+            </w:tcMar>
+          </w:tcPr>
+          <w:p>
+            <w:pPr>
+              <w:spacing w:after="40"/>
+            </w:pPr>
+            <w:r>
+              <w:rPr>
+                <w:b w:val="false"/>
+                <w:bCs w:val="false"/>
+                <w:i w:val="false"/>
+                <w:iCs w:val="false"/>
+              </w:rPr>
+              <w:t xml:space="preserve">Lettres finales muettes : la famille m’aide (beau → beauté)</w:t>
+            </w:r>
+          </w:p>
+        </w:tc>
+      </w:tr>
+      <w:tr>
+        <w:tc>
+          <w:tcPr>
+            <w:tcW w:type="dxa" w:w="840"/>
+            <w:tcMar>
+              <w:top w:type="dxa" w:w="70"/>
+              <w:left w:type="dxa" w:w="90"/>
+              <w:bottom w:type="dxa" w:w="70"/>
+              <w:right w:type="dxa" w:w="90"/>
+            </w:tcMar>
+          </w:tcPr>
+          <w:p>
+            <w:pPr>
+              <w:spacing w:after="40"/>
+            </w:pPr>
+            <w:r>
+              <w:rPr>
+                <w:b w:val="false"/>
+                <w:bCs w:val="false"/>
+                <w:i w:val="false"/>
+                <w:iCs w:val="false"/>
+              </w:rPr>
+              <w:t xml:space="preserve">O3</w:t>
+            </w:r>
+          </w:p>
+        </w:tc>
+        <w:tc>
+          <w:tcPr>
+            <w:tcW w:type="dxa" w:w="1538"/>
+            <w:tcMar>
+              <w:top w:type="dxa" w:w="70"/>
+              <w:left w:type="dxa" w:w="90"/>
+              <w:bottom w:type="dxa" w:w="70"/>
+              <w:right w:type="dxa" w:w="90"/>
+            </w:tcMar>
+          </w:tcPr>
+          <w:p>
+            <w:pPr>
+              <w:spacing w:after="40"/>
+            </w:pPr>
+            <w:r>
+              <w:rPr>
+                <w:b w:val="false"/>
+                <w:bCs w:val="false"/>
+                <w:i w:val="false"/>
+                <w:iCs w:val="false"/>
+              </w:rPr>
+              <w:t xml:space="preserve">Jaune</w:t>
+            </w:r>
+          </w:p>
+        </w:tc>
+        <w:tc>
+          <w:tcPr>
+            <w:tcW w:type="dxa" w:w="7528"/>
+            <w:tcMar>
+              <w:top w:type="dxa" w:w="70"/>
+              <w:left w:type="dxa" w:w="90"/>
+              <w:bottom w:type="dxa" w:w="70"/>
+              <w:right w:type="dxa" w:w="90"/>
+            </w:tcMar>
+          </w:tcPr>
+          <w:p>
+            <w:pPr>
+              <w:spacing w:after="40"/>
+            </w:pPr>
+            <w:r>
+              <w:rPr>
+                <w:b w:val="false"/>
+                <w:bCs w:val="false"/>
+                <w:i w:val="false"/>
+                <w:iCs w:val="false"/>
+              </w:rPr>
+              <w:t xml:space="preserve">Le son [s] : s, ss, c, ç</w:t>
+            </w:r>
+          </w:p>
+        </w:tc>
+      </w:tr>
+      <w:tr>
+        <w:tc>
+          <w:tcPr>
+            <w:tcW w:type="dxa" w:w="840"/>
+            <w:tcMar>
+              <w:top w:type="dxa" w:w="70"/>
+              <w:left w:type="dxa" w:w="90"/>
+              <w:bottom w:type="dxa" w:w="70"/>
+              <w:right w:type="dxa" w:w="90"/>
+            </w:tcMar>
+          </w:tcPr>
+          <w:p>
+            <w:pPr>
+              <w:spacing w:after="40"/>
+            </w:pPr>
+            <w:r>
+              <w:rPr>
+                <w:b w:val="false"/>
+                <w:bCs w:val="false"/>
+                <w:i w:val="false"/>
+                <w:iCs w:val="false"/>
+              </w:rPr>
+              <w:t xml:space="preserve">O4</w:t>
+            </w:r>
+          </w:p>
+        </w:tc>
+        <w:tc>
+          <w:tcPr>
+            <w:tcW w:type="dxa" w:w="1538"/>
+            <w:tcMar>
+              <w:top w:type="dxa" w:w="70"/>
+              <w:left w:type="dxa" w:w="90"/>
+              <w:bottom w:type="dxa" w:w="70"/>
+              <w:right w:type="dxa" w:w="90"/>
+            </w:tcMar>
+          </w:tcPr>
+          <w:p>
+            <w:pPr>
+              <w:spacing w:after="40"/>
+            </w:pPr>
+            <w:r>
+              <w:rPr>
+                <w:b w:val="false"/>
+                <w:bCs w:val="false"/>
+                <w:i w:val="false"/>
+                <w:iCs w:val="false"/>
+              </w:rPr>
+              <w:t xml:space="preserve">Orange</w:t>
+            </w:r>
+          </w:p>
+        </w:tc>
+        <w:tc>
+          <w:tcPr>
+            <w:tcW w:type="dxa" w:w="7528"/>
+            <w:tcMar>
+              <w:top w:type="dxa" w:w="70"/>
+              <w:left w:type="dxa" w:w="90"/>
+              <w:bottom w:type="dxa" w:w="70"/>
+              <w:right w:type="dxa" w:w="90"/>
+            </w:tcMar>
+          </w:tcPr>
+          <w:p>
+            <w:pPr>
+              <w:spacing w:after="40"/>
+            </w:pPr>
+            <w:r>
+              <w:rPr>
+                <w:b w:val="false"/>
+                <w:bCs w:val="false"/>
+                <w:i w:val="false"/>
+                <w:iCs w:val="false"/>
+              </w:rPr>
+              <w:t xml:space="preserve">Le son [k] : c, qu, k</w:t>
+            </w:r>
+          </w:p>
+        </w:tc>
+      </w:tr>
+      <w:tr>
+        <w:tc>
+          <w:tcPr>
+            <w:tcW w:type="dxa" w:w="840"/>
+            <w:tcMar>
+              <w:top w:type="dxa" w:w="70"/>
+              <w:left w:type="dxa" w:w="90"/>
+              <w:bottom w:type="dxa" w:w="70"/>
+              <w:right w:type="dxa" w:w="90"/>
+            </w:tcMar>
+          </w:tcPr>
+          <w:p>
+            <w:pPr>
+              <w:spacing w:after="40"/>
+            </w:pPr>
+            <w:r>
+              <w:rPr>
+                <w:b w:val="false"/>
+                <w:bCs w:val="false"/>
+                <w:i w:val="false"/>
+                <w:iCs w:val="false"/>
+              </w:rPr>
+              <w:t xml:space="preserve">O5</w:t>
+            </w:r>
+          </w:p>
+        </w:tc>
+        <w:tc>
+          <w:tcPr>
+            <w:tcW w:type="dxa" w:w="1538"/>
+            <w:tcMar>
+              <w:top w:type="dxa" w:w="70"/>
+              <w:left w:type="dxa" w:w="90"/>
+              <w:bottom w:type="dxa" w:w="70"/>
+              <w:right w:type="dxa" w:w="90"/>
+            </w:tcMar>
+          </w:tcPr>
+          <w:p>
+            <w:pPr>
+              <w:spacing w:after="40"/>
+            </w:pPr>
+            <w:r>
+              <w:rPr>
+                <w:b w:val="false"/>
+                <w:bCs w:val="false"/>
+                <w:i w:val="false"/>
+                <w:iCs w:val="false"/>
+              </w:rPr>
+              <w:t xml:space="preserve">Verte</w:t>
+            </w:r>
+          </w:p>
+        </w:tc>
+        <w:tc>
+          <w:tcPr>
+            <w:tcW w:type="dxa" w:w="7528"/>
+            <w:tcMar>
+              <w:top w:type="dxa" w:w="70"/>
+              <w:left w:type="dxa" w:w="90"/>
+              <w:bottom w:type="dxa" w:w="70"/>
+              <w:right w:type="dxa" w:w="90"/>
+            </w:tcMar>
+          </w:tcPr>
+          <w:p>
+            <w:pPr>
+              <w:spacing w:after="40"/>
+            </w:pPr>
+            <w:r>
+              <w:rPr>
+                <w:b w:val="false"/>
+                <w:bCs w:val="false"/>
+                <w:i w:val="false"/>
+                <w:iCs w:val="false"/>
+              </w:rPr>
+              <w:t xml:space="preserve">Le son [g] : g, gu, ge</w:t>
+            </w:r>
+          </w:p>
+        </w:tc>
+      </w:tr>
+      <w:tr>
+        <w:tc>
+          <w:tcPr>
+            <w:tcW w:type="dxa" w:w="840"/>
+            <w:tcMar>
+              <w:top w:type="dxa" w:w="70"/>
+              <w:left w:type="dxa" w:w="90"/>
+              <w:bottom w:type="dxa" w:w="70"/>
+              <w:right w:type="dxa" w:w="90"/>
+            </w:tcMar>
+          </w:tcPr>
+          <w:p>
+            <w:pPr>
+              <w:spacing w:after="40"/>
+            </w:pPr>
+            <w:r>
+              <w:rPr>
+                <w:b w:val="false"/>
+                <w:bCs w:val="false"/>
+                <w:i w:val="false"/>
+                <w:iCs w:val="false"/>
+              </w:rPr>
+              <w:t xml:space="preserve">O6</w:t>
+            </w:r>
+          </w:p>
+        </w:tc>
+        <w:tc>
+          <w:tcPr>
+            <w:tcW w:type="dxa" w:w="1538"/>
+            <w:tcMar>
+              <w:top w:type="dxa" w:w="70"/>
+              <w:left w:type="dxa" w:w="90"/>
+              <w:bottom w:type="dxa" w:w="70"/>
+              <w:right w:type="dxa" w:w="90"/>
+            </w:tcMar>
+          </w:tcPr>
+          <w:p>
+            <w:pPr>
+              <w:spacing w:after="40"/>
+            </w:pPr>
+            <w:r>
+              <w:rPr>
+                <w:b w:val="false"/>
+                <w:bCs w:val="false"/>
+                <w:i w:val="false"/>
+                <w:iCs w:val="false"/>
+              </w:rPr>
+              <w:t xml:space="preserve">Bleue</w:t>
+            </w:r>
+          </w:p>
+        </w:tc>
+        <w:tc>
+          <w:tcPr>
+            <w:tcW w:type="dxa" w:w="7528"/>
+            <w:tcMar>
+              <w:top w:type="dxa" w:w="70"/>
+              <w:left w:type="dxa" w:w="90"/>
+              <w:bottom w:type="dxa" w:w="70"/>
+              <w:right w:type="dxa" w:w="90"/>
+            </w:tcMar>
+          </w:tcPr>
+          <w:p>
+            <w:pPr>
+              <w:spacing w:after="40"/>
+            </w:pPr>
+            <w:r>
+              <w:rPr>
+                <w:b w:val="false"/>
+                <w:bCs w:val="false"/>
+                <w:i w:val="false"/>
+                <w:iCs w:val="false"/>
+              </w:rPr>
+              <w:t xml:space="preserve">ill ; oi (sans y ni oy)</w:t>
+            </w:r>
+          </w:p>
+        </w:tc>
+      </w:tr>
+      <w:tr>
+        <w:tc>
+          <w:tcPr>
+            <w:tcW w:type="dxa" w:w="840"/>
+            <w:tcMar>
+              <w:top w:type="dxa" w:w="70"/>
+              <w:left w:type="dxa" w:w="90"/>
+              <w:bottom w:type="dxa" w:w="70"/>
+              <w:right w:type="dxa" w:w="90"/>
+            </w:tcMar>
+          </w:tcPr>
+          <w:p>
+            <w:pPr>
+              <w:spacing w:after="40"/>
+            </w:pPr>
+            <w:r>
+              <w:rPr>
+                <w:b w:val="false"/>
+                <w:bCs w:val="false"/>
+                <w:i w:val="false"/>
+                <w:iCs w:val="false"/>
+              </w:rPr>
+              <w:t xml:space="preserve">O7</w:t>
+            </w:r>
+          </w:p>
+        </w:tc>
+        <w:tc>
+          <w:tcPr>
+            <w:tcW w:type="dxa" w:w="1538"/>
+            <w:tcMar>
+              <w:top w:type="dxa" w:w="70"/>
+              <w:left w:type="dxa" w:w="90"/>
+              <w:bottom w:type="dxa" w:w="70"/>
+              <w:right w:type="dxa" w:w="90"/>
+            </w:tcMar>
+          </w:tcPr>
+          <w:p>
+            <w:pPr>
+              <w:spacing w:after="40"/>
+            </w:pPr>
+            <w:r>
+              <w:rPr>
+                <w:b w:val="false"/>
+                <w:bCs w:val="false"/>
+                <w:i w:val="false"/>
+                <w:iCs w:val="false"/>
+              </w:rPr>
+              <w:t xml:space="preserve">Violette</w:t>
+            </w:r>
+          </w:p>
+        </w:tc>
+        <w:tc>
+          <w:tcPr>
+            <w:tcW w:type="dxa" w:w="7528"/>
+            <w:tcMar>
+              <w:top w:type="dxa" w:w="70"/>
+              <w:left w:type="dxa" w:w="90"/>
+              <w:bottom w:type="dxa" w:w="70"/>
+              <w:right w:type="dxa" w:w="90"/>
+            </w:tcMar>
+          </w:tcPr>
+          <w:p>
+            <w:pPr>
+              <w:spacing w:after="40"/>
+            </w:pPr>
+            <w:r>
+              <w:rPr>
+                <w:b w:val="false"/>
+                <w:bCs w:val="false"/>
+                <w:i w:val="false"/>
+                <w:iCs w:val="false"/>
+              </w:rPr>
+              <w:t xml:space="preserve">CE2 seulement : les sons [o] (o, au, eau), [é] (é, er, ez), [è] (è, ê, ai, ei) et les accents</w:t>
+            </w:r>
+          </w:p>
+        </w:tc>
+      </w:tr>
+    </w:tbl>
+    <w:p>
+      <w:pPr>
+        <w:spacing w:after="120"/>
+      </w:pPr>
+    </w:p>
+    <w:p>
+      <w:pPr>
+        <w:spacing w:after="160"/>
+      </w:pPr>
+      <w:r>
+        <w:rPr>
+          <w:b w:val="false"/>
+          <w:bCs w:val="false"/>
+          <w:i w:val="false"/>
+          <w:iCs w:val="false"/>
+        </w:rPr>
+        <w:t xml:space="preserve">O7 répond au programme du cycle 2 (CE2), qui demande de transcrire les sons qui s’écrivent de plusieurs façons (/o/, /é/, /è/, /an/, /s/) et de tenir compte des accents. Cahier de progrès : parcours A de la fiche « O - cahier de progrès ».</w:t>
       </w:r>
     </w:p>
     <w:p>

--- a/Documents explicatifs des dispositifs/Dispositif2_Orthographe_lexicale_CM1_avec_jeux.docx
+++ b/Documents explicatifs des dispositifs/Dispositif2_Orthographe_lexicale_CM1_avec_jeux.docx
@@ -4347,7 +4347,7 @@
         <w:spacing w:after="160" w:before="360"/>
       </w:pPr>
       <w:r>
-        <w:t xml:space="preserve">Points à trancher</w:t>
+        <w:t xml:space="preserve">Décisions</w:t>
       </w:r>
     </w:p>
     <w:p>
@@ -4375,7 +4375,7 @@
           <w:i w:val="false"/>
           <w:iCs w:val="false"/>
         </w:rPr>
-        <w:t xml:space="preserve"> : l'ancienne version ne prévoyait pas de créneau dédié. Le parcours à ceintures demande 30 min pour l'entraînement collectif et 15 min par fiche : à placer, par exemple, à côté de la dictée hebdomadaire.</w:t>
+        <w:t xml:space="preserve"> : l'entraînement collectif (30 min) et les fiches (15 min chacune) se font dans les 3 créneaux d'orthographe de la semaine : mardi, jeudi et vendredi (organisation de l'année 2026-2027, choix de l'enseignante, 23/10/2026).</w:t>
       </w:r>
     </w:p>
     <w:p>
@@ -4394,7 +4394,7 @@
           <w:i w:val="false"/>
           <w:iCs w:val="false"/>
         </w:rPr>
-        <w:t xml:space="preserve">Ceinture de transfert</w:t>
+        <w:t xml:space="preserve">Compétences du pack sans ceinture</w:t>
       </w:r>
       <w:r>
         <w:rPr>
@@ -4403,35 +4403,7 @@
           <w:i w:val="false"/>
           <w:iCs w:val="false"/>
         </w:rPr>
-        <w:t xml:space="preserve"> : une ceinture O7 (Marron) de transfert en dictée, sur le modèle de H8 et de C8, pourrait clore la série.</w:t>
-      </w:r>
-    </w:p>
-    <w:p>
-      <w:pPr>
-        <w:pStyle w:val="ListParagraph"/>
-        <w:numPr>
-          <w:ilvl w:val="0"/>
-          <w:numId w:val="2"/>
-        </w:numPr>
-        <w:spacing w:after="100"/>
-      </w:pPr>
-      <w:r>
-        <w:rPr>
-          <w:b/>
-          <w:bCs/>
-          <w:i w:val="false"/>
-          <w:iCs w:val="false"/>
-        </w:rPr>
-        <w:t xml:space="preserve">Compétences du pack sans ceinture</w:t>
-      </w:r>
-      <w:r>
-        <w:rPr>
-          <w:b w:val="false"/>
-          <w:bCs w:val="false"/>
-          <w:i w:val="false"/>
-          <w:iCs w:val="false"/>
-        </w:rPr>
-        <w:t xml:space="preserve"> : les noms en [e] / [té] (Ortho Mémo) et les mots en ac / af / ap (Les tournesols) restent hors ceintures.</w:t>
+        <w:t xml:space="preserve"> : les noms en [e] / [té] (Ortho Mémo) et les mots en ac / af / ap (Les tournesols) restent hors ceintures (choix de l'enseignante, 23/10/2026).</w:t>
       </w:r>
     </w:p>
     <w:sectPr>
